--- a/src/data/documents/8. ĐỊNH LƯỢNG BILIRUBIN TRỰC TIẾP.docx
+++ b/src/data/documents/8. ĐỊNH LƯỢNG BILIRUBIN TRỰC TIẾP.docx
@@ -1,10 +1,11 @@
 
 <file path=word/document.xml><?xml version="1.0" encoding="utf-8"?>
-<w:document xmlns:wpc="http://schemas.microsoft.com/office/word/2010/wordprocessingCanvas" xmlns:cx="http://schemas.microsoft.com/office/drawing/2014/chartex" xmlns:mc="http://schemas.openxmlformats.org/markup-compatibility/2006" xmlns:o="urn:schemas-microsoft-com:office:office" xmlns:r="http://schemas.openxmlformats.org/officeDocument/2006/relationships" xmlns:m="http://schemas.openxmlformats.org/officeDocument/2006/math" xmlns:v="urn:schemas-microsoft-com:vml" xmlns:wp14="http://schemas.microsoft.com/office/word/2010/wordprocessingDrawing" xmlns:wp="http://schemas.openxmlformats.org/drawingml/2006/wordprocessingDrawing" xmlns:w10="urn:schemas-microsoft-com:office:word" xmlns:w="http://schemas.openxmlformats.org/wordprocessingml/2006/main" xmlns:w14="http://schemas.microsoft.com/office/word/2010/wordml" xmlns:w15="http://schemas.microsoft.com/office/word/2012/wordml" xmlns:w16se="http://schemas.microsoft.com/office/word/2015/wordml/symex" xmlns:wpg="http://schemas.microsoft.com/office/word/2010/wordprocessingGroup" xmlns:wpi="http://schemas.microsoft.com/office/word/2010/wordprocessingInk" xmlns:wne="http://schemas.microsoft.com/office/word/2006/wordml" xmlns:wps="http://schemas.microsoft.com/office/word/2010/wordprocessingShape" mc:Ignorable="w14 w15 w16se wp14">
+<w:document xmlns:o="urn:schemas-microsoft-com:office:office" xmlns:r="http://schemas.openxmlformats.org/officeDocument/2006/relationships" xmlns:v="urn:schemas-microsoft-com:vml" xmlns:w="http://schemas.openxmlformats.org/wordprocessingml/2006/main" xmlns:w10="urn:schemas-microsoft-com:office:word" xmlns:wp="http://schemas.openxmlformats.org/drawingml/2006/wordprocessingDrawing" xmlns:pic="http://schemas.openxmlformats.org/drawingml/2006/picture" xmlns:wps="http://schemas.microsoft.com/office/word/2010/wordprocessingShape" xmlns:wpg="http://schemas.microsoft.com/office/word/2010/wordprocessingGroup" xmlns:mc="http://schemas.openxmlformats.org/markup-compatibility/2006" xmlns:wp14="http://schemas.microsoft.com/office/word/2010/wordprocessingDrawing" xmlns:w14="http://schemas.microsoft.com/office/word/2010/wordml" xmlns:w15="http://schemas.microsoft.com/office/word/2012/wordml" mc:Ignorable="w14 wp14 w15">
   <w:body>
     <w:p>
       <w:pPr>
-        <w:spacing w:after="0" w:line="240" w:lineRule="auto"/>
+        <w:pStyle w:val="Normal"/>
+        <w:spacing w:lineRule="auto" w:line="240" w:before="0" w:after="0"/>
         <w:jc w:val="center"/>
         <w:rPr>
           <w:rFonts w:eastAsia="Times New Roman" w:cs="Times New Roman"/>
@@ -25,38 +26,49 @@
     </w:p>
     <w:p>
       <w:pPr>
-        <w:spacing w:after="0" w:line="240" w:lineRule="auto"/>
-        <w:jc w:val="left"/>
-        <w:rPr>
-          <w:rFonts w:eastAsia="Times New Roman" w:cs="Times New Roman"/>
-          <w:szCs w:val="26"/>
-        </w:rPr>
-      </w:pPr>
-    </w:p>
-    <w:p>
-      <w:pPr>
+        <w:pStyle w:val="Normal"/>
+        <w:spacing w:lineRule="auto" w:line="240" w:before="0" w:after="0"/>
+        <w:jc w:val="start"/>
+        <w:rPr>
+          <w:rFonts w:eastAsia="Times New Roman" w:cs="Times New Roman"/>
+          <w:szCs w:val="26"/>
+        </w:rPr>
+      </w:pPr>
+      <w:r>
+        <w:rPr>
+          <w:rFonts w:eastAsia="Times New Roman" w:cs="Times New Roman"/>
+          <w:szCs w:val="26"/>
+        </w:rPr>
+      </w:r>
+    </w:p>
+    <w:p>
+      <w:pPr>
+        <w:pStyle w:val="Normal"/>
         <w:numPr>
           <w:ilvl w:val="0"/>
           <w:numId w:val="1"/>
         </w:numPr>
-        <w:spacing w:before="60" w:after="60" w:line="276" w:lineRule="auto"/>
-        <w:contextualSpacing/>
-        <w:rPr>
-          <w:rFonts w:eastAsia="Times New Roman" w:cs="Times New Roman"/>
-          <w:szCs w:val="26"/>
-        </w:rPr>
-      </w:pPr>
-      <w:r>
-        <w:rPr>
-          <w:rFonts w:eastAsia="Times New Roman" w:cs="Times New Roman"/>
-          <w:szCs w:val="26"/>
-        </w:rPr>
-        <w:t xml:space="preserve">Một mẫu máu tĩnh mạch được bảo quản đông lạnh ở nhiệt độ -20°C trong 2 tháng để thực hiện xét nghiệm định lượng Bilirubin trực tiếp. Khi tiến hành phân tích, kỹ thuật viên rã đông mẫu lần thứ nhất nhưng do máy chưa khởi động xong nên đã đưa mẫu trở lại tủ đông. Ngày hôm sau, mẫu được rã đông lần thứ hai, để ở nhiệt độ phòng và đưa vào máy phân tích sau 1 giờ rã đông. Thao tác nào của kỹ thuật viên đã vi phạm quy trình kỹ thuật? </w:t>
-      </w:r>
-    </w:p>
-    <w:p>
-      <w:pPr>
-        <w:spacing w:before="60" w:after="60" w:line="276" w:lineRule="auto"/>
+        <w:spacing w:lineRule="auto" w:line="276" w:before="60" w:after="60"/>
+        <w:contextualSpacing/>
+        <w:rPr>
+          <w:b/>
+          <w:bCs/>
+        </w:rPr>
+      </w:pPr>
+      <w:r>
+        <w:rPr>
+          <w:rFonts w:eastAsia="Times New Roman" w:cs="Times New Roman"/>
+          <w:b/>
+          <w:bCs/>
+          <w:szCs w:val="26"/>
+        </w:rPr>
+        <w:t xml:space="preserve">Một mẫu máu tĩnh mạch được bảo quản đông lạnh ở nhiệt độ -20°C trong 2 tháng để thực hiện xét nghiệm định lượng Bilirubin trực tiếp. Khi tiến hành phân tích, kỹ thuật viên rã đông mẫu lần thứ nhất nhưng do máy chưa khởi động xong nên đã đưa mẫu trở lại tủ đông. Ngày hôm sau, mẫu được rã đông lần thứ hai, để ở nhiệt độ phòng và đưa vào máy phân tích sau 1 giờ rã đông. Thao tác nào của kỹ thuật viên đã VI PHẠM quy trình kỹ thuật? </w:t>
+      </w:r>
+    </w:p>
+    <w:p>
+      <w:pPr>
+        <w:pStyle w:val="Normal"/>
+        <w:spacing w:lineRule="auto" w:line="276" w:before="60" w:after="60"/>
         <w:contextualSpacing/>
         <w:rPr>
           <w:rFonts w:eastAsia="Times New Roman" w:cs="Times New Roman"/>
@@ -73,7 +85,8 @@
     </w:p>
     <w:p>
       <w:pPr>
-        <w:spacing w:before="60" w:after="60" w:line="276" w:lineRule="auto"/>
+        <w:pStyle w:val="Normal"/>
+        <w:spacing w:lineRule="auto" w:line="276" w:before="60" w:after="60"/>
         <w:contextualSpacing/>
         <w:rPr>
           <w:rFonts w:eastAsia="Times New Roman" w:cs="Times New Roman"/>
@@ -90,20 +103,18 @@
     </w:p>
     <w:p>
       <w:pPr>
-        <w:spacing w:before="60" w:after="60" w:line="276" w:lineRule="auto"/>
-        <w:contextualSpacing/>
-        <w:rPr>
-          <w:rFonts w:eastAsia="Times New Roman" w:cs="Times New Roman"/>
-          <w:bCs/>
-          <w:color w:val="0000FF"/>
-          <w:szCs w:val="26"/>
-        </w:rPr>
-      </w:pPr>
-      <w:r>
-        <w:rPr>
-          <w:rFonts w:eastAsia="Times New Roman" w:cs="Times New Roman"/>
-          <w:bCs/>
-          <w:color w:val="0000FF"/>
+        <w:pStyle w:val="Normal"/>
+        <w:spacing w:lineRule="auto" w:line="276" w:before="60" w:after="60"/>
+        <w:contextualSpacing/>
+        <w:rPr>
+          <w:color w:val="FF0000"/>
+        </w:rPr>
+      </w:pPr>
+      <w:r>
+        <w:rPr>
+          <w:rFonts w:eastAsia="Times New Roman" w:cs="Times New Roman"/>
+          <w:bCs/>
+          <w:color w:val="FF0000"/>
           <w:szCs w:val="26"/>
         </w:rPr>
         <w:t xml:space="preserve">C. Rã đông bệnh phẩm đến lần thứ hai trước khi đưa vào phân tích. </w:t>
@@ -111,7 +122,8 @@
     </w:p>
     <w:p>
       <w:pPr>
-        <w:spacing w:before="60" w:after="60" w:line="276" w:lineRule="auto"/>
+        <w:pStyle w:val="Normal"/>
+        <w:spacing w:lineRule="auto" w:line="276" w:before="60" w:after="60"/>
         <w:contextualSpacing/>
         <w:rPr>
           <w:rFonts w:eastAsia="Times New Roman" w:cs="Times New Roman"/>
@@ -128,20 +140,23 @@
     </w:p>
     <w:p>
       <w:pPr>
+        <w:pStyle w:val="Normal"/>
         <w:numPr>
           <w:ilvl w:val="0"/>
           <w:numId w:val="1"/>
         </w:numPr>
-        <w:spacing w:before="60" w:after="60" w:line="276" w:lineRule="auto"/>
-        <w:contextualSpacing/>
-        <w:rPr>
-          <w:rFonts w:eastAsia="Times New Roman" w:cs="Times New Roman"/>
-          <w:szCs w:val="26"/>
-        </w:rPr>
-      </w:pPr>
-      <w:r>
-        <w:rPr>
-          <w:rFonts w:eastAsia="Times New Roman" w:cs="Times New Roman"/>
+        <w:spacing w:lineRule="auto" w:line="276" w:before="60" w:after="60"/>
+        <w:contextualSpacing/>
+        <w:rPr>
+          <w:b/>
+          <w:bCs/>
+        </w:rPr>
+      </w:pPr>
+      <w:r>
+        <w:rPr>
+          <w:rFonts w:eastAsia="Times New Roman" w:cs="Times New Roman"/>
+          <w:b/>
+          <w:bCs/>
           <w:szCs w:val="26"/>
         </w:rPr>
         <w:t xml:space="preserve">Trong phương pháp đo màu xác định nồng độ Bilirubin trực tiếp trong máu, khẳng định nào sau đây miêu tả ĐÚNG NHẤT về bản chất phản ứng và điều kiện đo quang? </w:t>
@@ -149,20 +164,18 @@
     </w:p>
     <w:p>
       <w:pPr>
-        <w:spacing w:before="60" w:after="60" w:line="276" w:lineRule="auto"/>
-        <w:contextualSpacing/>
-        <w:rPr>
-          <w:rFonts w:eastAsia="Times New Roman" w:cs="Times New Roman"/>
-          <w:bCs/>
-          <w:color w:val="0000FF"/>
-          <w:szCs w:val="26"/>
-        </w:rPr>
-      </w:pPr>
-      <w:r>
-        <w:rPr>
-          <w:rFonts w:eastAsia="Times New Roman" w:cs="Times New Roman"/>
-          <w:bCs/>
-          <w:color w:val="0000FF"/>
+        <w:pStyle w:val="Normal"/>
+        <w:spacing w:lineRule="auto" w:line="276" w:before="60" w:after="60"/>
+        <w:contextualSpacing/>
+        <w:rPr>
+          <w:color w:val="FF0000"/>
+        </w:rPr>
+      </w:pPr>
+      <w:r>
+        <w:rPr>
+          <w:rFonts w:eastAsia="Times New Roman" w:cs="Times New Roman"/>
+          <w:bCs/>
+          <w:color w:val="FF0000"/>
           <w:szCs w:val="26"/>
         </w:rPr>
         <w:t xml:space="preserve">A. Bilirubin trực tiếp tác dụng với diazonium ion trong môi trường nước tạo phức hợp azobilirubin và đo đậm độ màu ở bước sóng 546 nm. </w:t>
@@ -170,7 +183,8 @@
     </w:p>
     <w:p>
       <w:pPr>
-        <w:spacing w:before="60" w:after="60" w:line="276" w:lineRule="auto"/>
+        <w:pStyle w:val="Normal"/>
+        <w:spacing w:lineRule="auto" w:line="276" w:before="60" w:after="60"/>
         <w:contextualSpacing/>
         <w:rPr>
           <w:rFonts w:eastAsia="Times New Roman" w:cs="Times New Roman"/>
@@ -187,7 +201,8 @@
     </w:p>
     <w:p>
       <w:pPr>
-        <w:spacing w:before="60" w:after="60" w:line="276" w:lineRule="auto"/>
+        <w:pStyle w:val="Normal"/>
+        <w:spacing w:lineRule="auto" w:line="276" w:before="60" w:after="60"/>
         <w:contextualSpacing/>
         <w:rPr>
           <w:rFonts w:eastAsia="Times New Roman" w:cs="Times New Roman"/>
@@ -204,7 +219,8 @@
     </w:p>
     <w:p>
       <w:pPr>
-        <w:spacing w:before="60" w:after="60" w:line="276" w:lineRule="auto"/>
+        <w:pStyle w:val="Normal"/>
+        <w:spacing w:lineRule="auto" w:line="276" w:before="60" w:after="60"/>
         <w:contextualSpacing/>
         <w:rPr>
           <w:rFonts w:eastAsia="Times New Roman" w:cs="Times New Roman"/>
@@ -221,20 +237,23 @@
     </w:p>
     <w:p>
       <w:pPr>
+        <w:pStyle w:val="Normal"/>
         <w:numPr>
           <w:ilvl w:val="0"/>
           <w:numId w:val="1"/>
         </w:numPr>
-        <w:spacing w:before="60" w:after="60" w:line="276" w:lineRule="auto"/>
-        <w:contextualSpacing/>
-        <w:rPr>
-          <w:rFonts w:eastAsia="Times New Roman" w:cs="Times New Roman"/>
-          <w:szCs w:val="26"/>
-        </w:rPr>
-      </w:pPr>
-      <w:r>
-        <w:rPr>
-          <w:rFonts w:eastAsia="Times New Roman" w:cs="Times New Roman"/>
+        <w:spacing w:lineRule="auto" w:line="276" w:before="60" w:after="60"/>
+        <w:contextualSpacing/>
+        <w:rPr>
+          <w:b/>
+          <w:bCs/>
+        </w:rPr>
+      </w:pPr>
+      <w:r>
+        <w:rPr>
+          <w:rFonts w:eastAsia="Times New Roman" w:cs="Times New Roman"/>
+          <w:b/>
+          <w:bCs/>
           <w:szCs w:val="26"/>
         </w:rPr>
         <w:t xml:space="preserve">Khoa Xét nghiệm tiếp nhận các ống mẫu máu tĩnh mạch gửi đến để định lượng Bilirubin trực tiếp. Trường hợp nào sau đây đạt đầy đủ tiêu chuẩn để tiếp nhận và tiến hành phân tích theo quy trình kỹ thuật? </w:t>
@@ -242,20 +261,18 @@
     </w:p>
     <w:p>
       <w:pPr>
-        <w:spacing w:before="60" w:after="60" w:line="276" w:lineRule="auto"/>
-        <w:contextualSpacing/>
-        <w:rPr>
-          <w:rFonts w:eastAsia="Times New Roman" w:cs="Times New Roman"/>
-          <w:bCs/>
-          <w:color w:val="0000FF"/>
-          <w:szCs w:val="26"/>
-        </w:rPr>
-      </w:pPr>
-      <w:r>
-        <w:rPr>
-          <w:rFonts w:eastAsia="Times New Roman" w:cs="Times New Roman"/>
-          <w:bCs/>
-          <w:color w:val="0000FF"/>
+        <w:pStyle w:val="Normal"/>
+        <w:spacing w:lineRule="auto" w:line="276" w:before="60" w:after="60"/>
+        <w:contextualSpacing/>
+        <w:rPr>
+          <w:color w:val="FF0000"/>
+        </w:rPr>
+      </w:pPr>
+      <w:r>
+        <w:rPr>
+          <w:rFonts w:eastAsia="Times New Roman" w:cs="Times New Roman"/>
+          <w:bCs/>
+          <w:color w:val="FF0000"/>
           <w:szCs w:val="26"/>
         </w:rPr>
         <w:t xml:space="preserve">A. Mẫu máu lấy 3 ml vào ống chống đông EDTA, mẫu không bị vỡ hồng cầu, được bảo quản tránh ánh sáng. </w:t>
@@ -263,7 +280,8 @@
     </w:p>
     <w:p>
       <w:pPr>
-        <w:spacing w:before="60" w:after="60" w:line="276" w:lineRule="auto"/>
+        <w:pStyle w:val="Normal"/>
+        <w:spacing w:lineRule="auto" w:line="276" w:before="60" w:after="60"/>
         <w:contextualSpacing/>
         <w:rPr>
           <w:rFonts w:eastAsia="Times New Roman" w:cs="Times New Roman"/>
@@ -280,7 +298,8 @@
     </w:p>
     <w:p>
       <w:pPr>
-        <w:spacing w:before="60" w:after="60" w:line="276" w:lineRule="auto"/>
+        <w:pStyle w:val="Normal"/>
+        <w:spacing w:lineRule="auto" w:line="276" w:before="60" w:after="60"/>
         <w:contextualSpacing/>
         <w:rPr>
           <w:rFonts w:eastAsia="Times New Roman" w:cs="Times New Roman"/>
@@ -297,7 +316,8 @@
     </w:p>
     <w:p>
       <w:pPr>
-        <w:spacing w:before="60" w:after="60" w:line="276" w:lineRule="auto"/>
+        <w:pStyle w:val="Normal"/>
+        <w:spacing w:lineRule="auto" w:line="276" w:before="60" w:after="60"/>
         <w:contextualSpacing/>
         <w:rPr>
           <w:rFonts w:eastAsia="Times New Roman" w:cs="Times New Roman"/>
@@ -314,30 +334,35 @@
     </w:p>
     <w:p>
       <w:pPr>
+        <w:pStyle w:val="Normal"/>
         <w:numPr>
           <w:ilvl w:val="0"/>
           <w:numId w:val="1"/>
         </w:numPr>
-        <w:spacing w:before="60" w:after="60" w:line="276" w:lineRule="auto"/>
-        <w:contextualSpacing/>
-        <w:rPr>
-          <w:rFonts w:eastAsia="Times New Roman" w:cs="Times New Roman"/>
-          <w:szCs w:val="26"/>
-          <w:highlight w:val="yellow"/>
-        </w:rPr>
-      </w:pPr>
-      <w:r>
-        <w:rPr>
-          <w:rFonts w:eastAsia="Times New Roman" w:cs="Times New Roman"/>
-          <w:szCs w:val="26"/>
-          <w:highlight w:val="yellow"/>
+        <w:spacing w:lineRule="auto" w:line="276" w:before="60" w:after="60"/>
+        <w:contextualSpacing/>
+        <w:rPr>
+          <w:b/>
+          <w:bCs/>
+          <w:highlight w:val="none"/>
+          <w:shd w:fill="auto" w:val="clear"/>
+        </w:rPr>
+      </w:pPr>
+      <w:r>
+        <w:rPr>
+          <w:rFonts w:eastAsia="Times New Roman" w:cs="Times New Roman"/>
+          <w:b/>
+          <w:bCs/>
+          <w:szCs w:val="26"/>
+          <w:shd w:fill="auto" w:val="clear"/>
         </w:rPr>
         <w:t xml:space="preserve">Để đảm bảo kết quả không bị sai lệch do hiện tượng bay hơi, khoảng thời gian tối đa kể từ khi chuẩn bị mẫu bệnh phẩm, chất chuẩn (calibrator) và chất kiểm tra chất lượng (QC) cho đến khi phân tích trên máy là bao nhiêu? </w:t>
       </w:r>
     </w:p>
     <w:p>
       <w:pPr>
-        <w:spacing w:before="60" w:after="60" w:line="276" w:lineRule="auto"/>
+        <w:pStyle w:val="Normal"/>
+        <w:spacing w:lineRule="auto" w:line="276" w:before="60" w:after="60"/>
         <w:contextualSpacing/>
         <w:rPr>
           <w:rFonts w:eastAsia="Times New Roman" w:cs="Times New Roman"/>
@@ -354,20 +379,18 @@
     </w:p>
     <w:p>
       <w:pPr>
-        <w:spacing w:before="60" w:after="60" w:line="276" w:lineRule="auto"/>
-        <w:contextualSpacing/>
-        <w:rPr>
-          <w:rFonts w:eastAsia="Times New Roman" w:cs="Times New Roman"/>
-          <w:bCs/>
-          <w:color w:val="0000FF"/>
-          <w:szCs w:val="26"/>
-        </w:rPr>
-      </w:pPr>
-      <w:r>
-        <w:rPr>
-          <w:rFonts w:eastAsia="Times New Roman" w:cs="Times New Roman"/>
-          <w:bCs/>
-          <w:color w:val="0000FF"/>
+        <w:pStyle w:val="Normal"/>
+        <w:spacing w:lineRule="auto" w:line="276" w:before="60" w:after="60"/>
+        <w:contextualSpacing/>
+        <w:rPr>
+          <w:color w:val="FF0000"/>
+        </w:rPr>
+      </w:pPr>
+      <w:r>
+        <w:rPr>
+          <w:rFonts w:eastAsia="Times New Roman" w:cs="Times New Roman"/>
+          <w:bCs/>
+          <w:color w:val="FF0000"/>
           <w:szCs w:val="26"/>
         </w:rPr>
         <w:t xml:space="preserve">B. Phân tích trong vòng 2 giờ. </w:t>
@@ -375,7 +398,8 @@
     </w:p>
     <w:p>
       <w:pPr>
-        <w:spacing w:before="60" w:after="60" w:line="276" w:lineRule="auto"/>
+        <w:pStyle w:val="Normal"/>
+        <w:spacing w:lineRule="auto" w:line="276" w:before="60" w:after="60"/>
         <w:contextualSpacing/>
         <w:rPr>
           <w:rFonts w:eastAsia="Times New Roman" w:cs="Times New Roman"/>
@@ -392,7 +416,8 @@
     </w:p>
     <w:p>
       <w:pPr>
-        <w:spacing w:before="60" w:after="60" w:line="276" w:lineRule="auto"/>
+        <w:pStyle w:val="Normal"/>
+        <w:spacing w:lineRule="auto" w:line="276" w:before="60" w:after="60"/>
         <w:contextualSpacing/>
         <w:rPr>
           <w:rFonts w:eastAsia="Times New Roman" w:cs="Times New Roman"/>
@@ -409,29 +434,32 @@
     </w:p>
     <w:p>
       <w:pPr>
+        <w:pStyle w:val="Normal"/>
         <w:numPr>
           <w:ilvl w:val="0"/>
           <w:numId w:val="1"/>
         </w:numPr>
-        <w:spacing w:before="60" w:after="60" w:line="276" w:lineRule="auto"/>
-        <w:contextualSpacing/>
-        <w:rPr>
-          <w:rFonts w:eastAsia="Times New Roman" w:cs="Times New Roman"/>
-          <w:szCs w:val="26"/>
-        </w:rPr>
-      </w:pPr>
-      <w:r>
-        <w:rPr>
-          <w:rFonts w:eastAsia="Times New Roman" w:cs="Times New Roman"/>
-          <w:szCs w:val="26"/>
-        </w:rPr>
-        <w:lastRenderedPageBreak/>
+        <w:spacing w:lineRule="auto" w:line="276" w:before="60" w:after="60"/>
+        <w:contextualSpacing/>
+        <w:rPr>
+          <w:b/>
+          <w:bCs/>
+        </w:rPr>
+      </w:pPr>
+      <w:r>
+        <w:rPr>
+          <w:rFonts w:eastAsia="Times New Roman" w:cs="Times New Roman"/>
+          <w:b/>
+          <w:bCs/>
+          <w:szCs w:val="26"/>
+        </w:rPr>
         <w:t xml:space="preserve">Khi đánh giá các yếu tố gây nhiễu cho kết quả xét nghiệm định lượng Bilirubin trực tiếp, trường hợp nào sau đây quy định kết quả xét nghiệm cần phải điều chỉnh ± 10%? </w:t>
       </w:r>
     </w:p>
     <w:p>
       <w:pPr>
-        <w:spacing w:before="60" w:after="60" w:line="276" w:lineRule="auto"/>
+        <w:pStyle w:val="Normal"/>
+        <w:spacing w:lineRule="auto" w:line="276" w:before="60" w:after="60"/>
         <w:contextualSpacing/>
         <w:rPr>
           <w:rFonts w:eastAsia="Times New Roman" w:cs="Times New Roman"/>
@@ -444,15 +472,25 @@
         <w:rPr>
           <w:rFonts w:eastAsia="Times New Roman" w:cs="Times New Roman"/>
           <w:bCs/>
+          <w:color w:val="FF0000"/>
+          <w:szCs w:val="26"/>
+        </w:rPr>
+        <w:t>A. Mẫu bệnh phẩm có huyết thanh vàng.</w:t>
+      </w:r>
+      <w:r>
+        <w:rPr>
+          <w:rFonts w:eastAsia="Times New Roman" w:cs="Times New Roman"/>
+          <w:bCs/>
           <w:color w:val="0000FF"/>
           <w:szCs w:val="26"/>
         </w:rPr>
-        <w:t xml:space="preserve">A. Mẫu bệnh phẩm có huyết thanh vàng. </w:t>
-      </w:r>
-    </w:p>
-    <w:p>
-      <w:pPr>
-        <w:spacing w:before="60" w:after="60" w:line="276" w:lineRule="auto"/>
+        <w:t xml:space="preserve"> </w:t>
+      </w:r>
+    </w:p>
+    <w:p>
+      <w:pPr>
+        <w:pStyle w:val="Normal"/>
+        <w:spacing w:lineRule="auto" w:line="276" w:before="60" w:after="60"/>
         <w:contextualSpacing/>
         <w:rPr>
           <w:rFonts w:eastAsia="Times New Roman" w:cs="Times New Roman"/>
@@ -469,7 +507,8 @@
     </w:p>
     <w:p>
       <w:pPr>
-        <w:spacing w:before="60" w:after="60" w:line="276" w:lineRule="auto"/>
+        <w:pStyle w:val="Normal"/>
+        <w:spacing w:lineRule="auto" w:line="276" w:before="60" w:after="60"/>
         <w:contextualSpacing/>
         <w:rPr>
           <w:rFonts w:eastAsia="Times New Roman" w:cs="Times New Roman"/>
@@ -486,7 +525,8 @@
     </w:p>
     <w:p>
       <w:pPr>
-        <w:spacing w:before="60" w:after="60" w:line="276" w:lineRule="auto"/>
+        <w:pStyle w:val="Normal"/>
+        <w:spacing w:lineRule="auto" w:line="276" w:before="60" w:after="60"/>
         <w:contextualSpacing/>
         <w:rPr>
           <w:rFonts w:eastAsia="Times New Roman" w:cs="Times New Roman"/>
@@ -503,55 +543,54 @@
     </w:p>
     <w:p>
       <w:pPr>
+        <w:pStyle w:val="Normal"/>
         <w:numPr>
           <w:ilvl w:val="0"/>
           <w:numId w:val="1"/>
         </w:numPr>
-        <w:spacing w:before="60" w:after="60" w:line="276" w:lineRule="auto"/>
-        <w:contextualSpacing/>
-        <w:rPr>
-          <w:rFonts w:eastAsia="Times New Roman" w:cs="Times New Roman"/>
-          <w:szCs w:val="26"/>
-          <w:highlight w:val="yellow"/>
-        </w:rPr>
-      </w:pPr>
-      <w:r>
-        <w:rPr>
-          <w:rFonts w:eastAsia="Times New Roman" w:cs="Times New Roman"/>
-          <w:szCs w:val="26"/>
-          <w:highlight w:val="yellow"/>
+        <w:spacing w:lineRule="auto" w:line="276" w:before="60" w:after="60"/>
+        <w:contextualSpacing/>
+        <w:rPr>
+          <w:b/>
+          <w:bCs/>
+          <w:highlight w:val="none"/>
+          <w:shd w:fill="auto" w:val="clear"/>
+        </w:rPr>
+      </w:pPr>
+      <w:r>
+        <w:rPr>
+          <w:rFonts w:eastAsia="Times New Roman" w:cs="Times New Roman"/>
+          <w:b/>
+          <w:bCs/>
+          <w:szCs w:val="26"/>
+          <w:shd w:fill="auto" w:val="clear"/>
         </w:rPr>
         <w:t xml:space="preserve">Trong quá trình thực hiện xét nghiệm Bilirubin trực tiếp, một mẫu bệnh phẩm bị đục do tăng lipid máu được kỹ thuật viên hòa loãng thủ công 2 lần (độ hòa loãng = 2) rồi thực hiện lại xét nghiệm. Kết quả máy phân tích hiển thị là 15.0 pmol/l (trên máy không có chế độ hòa loãng tự động). Kỹ thuật viên cần ghi nhận kết quả cuối cùng để trả cho người bệnh là bao nhiêu? </w:t>
       </w:r>
     </w:p>
     <w:p>
       <w:pPr>
-        <w:spacing w:before="60" w:after="60" w:line="276" w:lineRule="auto"/>
-        <w:contextualSpacing/>
-        <w:rPr>
-          <w:rFonts w:eastAsia="Times New Roman" w:cs="Times New Roman"/>
-          <w:szCs w:val="26"/>
-        </w:rPr>
-      </w:pPr>
-      <w:r>
-        <w:rPr>
-          <w:rFonts w:eastAsia="Times New Roman" w:cs="Times New Roman"/>
-          <w:szCs w:val="26"/>
-          <w:highlight w:val="yellow"/>
-        </w:rPr>
-        <w:t>A. 7.5 pmol/l.</w:t>
-      </w:r>
-      <w:r>
-        <w:rPr>
-          <w:rFonts w:eastAsia="Times New Roman" w:cs="Times New Roman"/>
-          <w:szCs w:val="26"/>
-        </w:rPr>
-        <w:t xml:space="preserve"> </w:t>
-      </w:r>
-    </w:p>
-    <w:p>
-      <w:pPr>
-        <w:spacing w:before="60" w:after="60" w:line="276" w:lineRule="auto"/>
+        <w:pStyle w:val="Normal"/>
+        <w:spacing w:lineRule="auto" w:line="276" w:before="60" w:after="60"/>
+        <w:contextualSpacing/>
+        <w:rPr>
+          <w:highlight w:val="none"/>
+          <w:shd w:fill="auto" w:val="clear"/>
+        </w:rPr>
+      </w:pPr>
+      <w:r>
+        <w:rPr>
+          <w:rFonts w:eastAsia="Times New Roman" w:cs="Times New Roman"/>
+          <w:szCs w:val="26"/>
+          <w:shd w:fill="auto" w:val="clear"/>
+        </w:rPr>
+        <w:t xml:space="preserve">A. 7.5 pmol/l. </w:t>
+      </w:r>
+    </w:p>
+    <w:p>
+      <w:pPr>
+        <w:pStyle w:val="Normal"/>
+        <w:spacing w:lineRule="auto" w:line="276" w:before="60" w:after="60"/>
         <w:contextualSpacing/>
         <w:rPr>
           <w:rFonts w:eastAsia="Times New Roman" w:cs="Times New Roman"/>
@@ -568,20 +607,18 @@
     </w:p>
     <w:p>
       <w:pPr>
-        <w:spacing w:before="60" w:after="60" w:line="276" w:lineRule="auto"/>
-        <w:contextualSpacing/>
-        <w:rPr>
-          <w:rFonts w:eastAsia="Times New Roman" w:cs="Times New Roman"/>
-          <w:bCs/>
-          <w:color w:val="0000FF"/>
-          <w:szCs w:val="26"/>
-        </w:rPr>
-      </w:pPr>
-      <w:r>
-        <w:rPr>
-          <w:rFonts w:eastAsia="Times New Roman" w:cs="Times New Roman"/>
-          <w:bCs/>
-          <w:color w:val="0000FF"/>
+        <w:pStyle w:val="Normal"/>
+        <w:spacing w:lineRule="auto" w:line="276" w:before="60" w:after="60"/>
+        <w:contextualSpacing/>
+        <w:rPr>
+          <w:color w:val="FF0000"/>
+        </w:rPr>
+      </w:pPr>
+      <w:r>
+        <w:rPr>
+          <w:rFonts w:eastAsia="Times New Roman" w:cs="Times New Roman"/>
+          <w:bCs/>
+          <w:color w:val="FF0000"/>
           <w:szCs w:val="26"/>
         </w:rPr>
         <w:t xml:space="preserve">C. 30.0 pmol/l. </w:t>
@@ -589,7 +626,8 @@
     </w:p>
     <w:p>
       <w:pPr>
-        <w:spacing w:before="60" w:after="60" w:line="276" w:lineRule="auto"/>
+        <w:pStyle w:val="Normal"/>
+        <w:spacing w:lineRule="auto" w:line="276" w:before="60" w:after="60"/>
         <w:contextualSpacing/>
         <w:rPr>
           <w:rFonts w:eastAsia="Times New Roman" w:cs="Times New Roman"/>
@@ -606,20 +644,23 @@
     </w:p>
     <w:p>
       <w:pPr>
+        <w:pStyle w:val="Normal"/>
         <w:numPr>
           <w:ilvl w:val="0"/>
           <w:numId w:val="1"/>
         </w:numPr>
-        <w:spacing w:before="60" w:after="60" w:line="276" w:lineRule="auto"/>
-        <w:contextualSpacing/>
-        <w:rPr>
-          <w:rFonts w:eastAsia="Times New Roman" w:cs="Times New Roman"/>
-          <w:szCs w:val="26"/>
-        </w:rPr>
-      </w:pPr>
-      <w:r>
-        <w:rPr>
-          <w:rFonts w:eastAsia="Times New Roman" w:cs="Times New Roman"/>
+        <w:spacing w:lineRule="auto" w:line="276" w:before="60" w:after="60"/>
+        <w:contextualSpacing/>
+        <w:rPr>
+          <w:b/>
+          <w:bCs/>
+        </w:rPr>
+      </w:pPr>
+      <w:r>
+        <w:rPr>
+          <w:rFonts w:eastAsia="Times New Roman" w:cs="Times New Roman"/>
+          <w:b/>
+          <w:bCs/>
           <w:szCs w:val="26"/>
         </w:rPr>
         <w:t xml:space="preserve">Một mẫu bệnh phẩm sau khi ly tâm tách lấy huyết thanh/huyết tương được bảo quản ở các điều kiện khác nhau. Theo quy trình kỹ thuật, trường hợp lưu trữ NÀO SAU ĐÂY đã vượt quá thời hạn ổn định của bệnh phẩm? </w:t>
@@ -627,7 +668,8 @@
     </w:p>
     <w:p>
       <w:pPr>
-        <w:spacing w:before="60" w:after="60" w:line="276" w:lineRule="auto"/>
+        <w:pStyle w:val="Normal"/>
+        <w:spacing w:lineRule="auto" w:line="276" w:before="60" w:after="60"/>
         <w:contextualSpacing/>
         <w:rPr>
           <w:rFonts w:eastAsia="Times New Roman" w:cs="Times New Roman"/>
@@ -644,20 +686,18 @@
     </w:p>
     <w:p>
       <w:pPr>
-        <w:spacing w:before="60" w:after="60" w:line="276" w:lineRule="auto"/>
-        <w:contextualSpacing/>
-        <w:rPr>
-          <w:rFonts w:eastAsia="Times New Roman" w:cs="Times New Roman"/>
-          <w:bCs/>
-          <w:color w:val="0000FF"/>
-          <w:szCs w:val="26"/>
-        </w:rPr>
-      </w:pPr>
-      <w:r>
-        <w:rPr>
-          <w:rFonts w:eastAsia="Times New Roman" w:cs="Times New Roman"/>
-          <w:bCs/>
-          <w:color w:val="0000FF"/>
+        <w:pStyle w:val="Normal"/>
+        <w:spacing w:lineRule="auto" w:line="276" w:before="60" w:after="60"/>
+        <w:contextualSpacing/>
+        <w:rPr>
+          <w:color w:val="FF0000"/>
+        </w:rPr>
+      </w:pPr>
+      <w:r>
+        <w:rPr>
+          <w:rFonts w:eastAsia="Times New Roman" w:cs="Times New Roman"/>
+          <w:bCs/>
+          <w:color w:val="FF0000"/>
           <w:szCs w:val="26"/>
         </w:rPr>
         <w:t xml:space="preserve">B. Bảo quản ở nhiệt độ 15-25°C trong 3 ngày. </w:t>
@@ -665,7 +705,8 @@
     </w:p>
     <w:p>
       <w:pPr>
-        <w:spacing w:before="60" w:after="60" w:line="276" w:lineRule="auto"/>
+        <w:pStyle w:val="Normal"/>
+        <w:spacing w:lineRule="auto" w:line="276" w:before="60" w:after="60"/>
         <w:contextualSpacing/>
         <w:rPr>
           <w:rFonts w:eastAsia="Times New Roman" w:cs="Times New Roman"/>
@@ -682,7 +723,8 @@
     </w:p>
     <w:p>
       <w:pPr>
-        <w:spacing w:before="60" w:after="60" w:line="276" w:lineRule="auto"/>
+        <w:pStyle w:val="Normal"/>
+        <w:spacing w:lineRule="auto" w:line="276" w:before="60" w:after="60"/>
         <w:contextualSpacing/>
         <w:rPr>
           <w:rFonts w:eastAsia="Times New Roman" w:cs="Times New Roman"/>
@@ -699,20 +741,23 @@
     </w:p>
     <w:p>
       <w:pPr>
+        <w:pStyle w:val="Normal"/>
         <w:numPr>
           <w:ilvl w:val="0"/>
           <w:numId w:val="1"/>
         </w:numPr>
-        <w:spacing w:before="60" w:after="60" w:line="276" w:lineRule="auto"/>
-        <w:contextualSpacing/>
-        <w:rPr>
-          <w:rFonts w:eastAsia="Times New Roman" w:cs="Times New Roman"/>
-          <w:szCs w:val="26"/>
-        </w:rPr>
-      </w:pPr>
-      <w:r>
-        <w:rPr>
-          <w:rFonts w:eastAsia="Times New Roman" w:cs="Times New Roman"/>
+        <w:spacing w:lineRule="auto" w:line="276" w:before="60" w:after="60"/>
+        <w:contextualSpacing/>
+        <w:rPr>
+          <w:b/>
+          <w:bCs/>
+        </w:rPr>
+      </w:pPr>
+      <w:r>
+        <w:rPr>
+          <w:rFonts w:eastAsia="Times New Roman" w:cs="Times New Roman"/>
+          <w:b/>
+          <w:bCs/>
           <w:szCs w:val="26"/>
         </w:rPr>
         <w:t xml:space="preserve">Theo tài liệu hướng dẫn, xét nghiệm định lượng Bilirubin trực tiếp (Bil D) trong máu tăng trong nhóm bệnh lý gây TẮC MẬT TRONG GAN nào sau đây? </w:t>
@@ -720,20 +765,18 @@
     </w:p>
     <w:p>
       <w:pPr>
-        <w:spacing w:before="60" w:after="60" w:line="276" w:lineRule="auto"/>
-        <w:contextualSpacing/>
-        <w:rPr>
-          <w:rFonts w:eastAsia="Times New Roman" w:cs="Times New Roman"/>
-          <w:bCs/>
-          <w:color w:val="0000FF"/>
-          <w:szCs w:val="26"/>
-        </w:rPr>
-      </w:pPr>
-      <w:r>
-        <w:rPr>
-          <w:rFonts w:eastAsia="Times New Roman" w:cs="Times New Roman"/>
-          <w:bCs/>
-          <w:color w:val="0000FF"/>
+        <w:pStyle w:val="Normal"/>
+        <w:spacing w:lineRule="auto" w:line="276" w:before="60" w:after="60"/>
+        <w:contextualSpacing/>
+        <w:rPr>
+          <w:color w:val="FF0000"/>
+        </w:rPr>
+      </w:pPr>
+      <w:r>
+        <w:rPr>
+          <w:rFonts w:eastAsia="Times New Roman" w:cs="Times New Roman"/>
+          <w:bCs/>
+          <w:color w:val="FF0000"/>
           <w:szCs w:val="26"/>
         </w:rPr>
         <w:t xml:space="preserve">A. Viêm gan và xơ gan. </w:t>
@@ -741,7 +784,8 @@
     </w:p>
     <w:p>
       <w:pPr>
-        <w:spacing w:before="60" w:after="60" w:line="276" w:lineRule="auto"/>
+        <w:pStyle w:val="Normal"/>
+        <w:spacing w:lineRule="auto" w:line="276" w:before="60" w:after="60"/>
         <w:contextualSpacing/>
         <w:rPr>
           <w:rFonts w:eastAsia="Times New Roman" w:cs="Times New Roman"/>
@@ -758,7 +802,8 @@
     </w:p>
     <w:p>
       <w:pPr>
-        <w:spacing w:before="60" w:after="60" w:line="276" w:lineRule="auto"/>
+        <w:pStyle w:val="Normal"/>
+        <w:spacing w:lineRule="auto" w:line="276" w:before="60" w:after="60"/>
         <w:contextualSpacing/>
         <w:rPr>
           <w:rFonts w:eastAsia="Times New Roman" w:cs="Times New Roman"/>
@@ -775,7 +820,8 @@
     </w:p>
     <w:p>
       <w:pPr>
-        <w:spacing w:before="60" w:after="60" w:line="276" w:lineRule="auto"/>
+        <w:pStyle w:val="Normal"/>
+        <w:spacing w:lineRule="auto" w:line="276" w:before="60" w:after="60"/>
         <w:contextualSpacing/>
         <w:rPr>
           <w:rFonts w:eastAsia="Times New Roman" w:cs="Times New Roman"/>
@@ -792,20 +838,25 @@
     </w:p>
     <w:p>
       <w:pPr>
+        <w:pStyle w:val="Normal"/>
         <w:numPr>
           <w:ilvl w:val="0"/>
           <w:numId w:val="1"/>
         </w:numPr>
-        <w:spacing w:before="60" w:after="60" w:line="276" w:lineRule="auto"/>
-        <w:contextualSpacing/>
-        <w:rPr>
-          <w:rFonts w:eastAsia="Times New Roman" w:cs="Times New Roman"/>
-          <w:szCs w:val="26"/>
-        </w:rPr>
-      </w:pPr>
-      <w:r>
-        <w:rPr>
-          <w:rFonts w:eastAsia="Times New Roman" w:cs="Times New Roman"/>
+        <w:spacing w:lineRule="auto" w:line="276" w:before="60" w:after="60"/>
+        <w:contextualSpacing/>
+        <w:rPr>
+          <w:b/>
+          <w:bCs/>
+          <w:color w:val="000000"/>
+        </w:rPr>
+      </w:pPr>
+      <w:r>
+        <w:rPr>
+          <w:rFonts w:eastAsia="Times New Roman" w:cs="Times New Roman"/>
+          <w:b/>
+          <w:bCs/>
+          <w:color w:val="000000"/>
           <w:szCs w:val="26"/>
         </w:rPr>
         <w:t xml:space="preserve">Trong các điều kiện chuẩn bị về nhân sự, thiết bị và kiểm tra chất lượng (QC) dưới đây, trường hợp nào ĐỦ ĐIỀU KIỆN để ra lệnh cho máy thực hiện phân tích mẫu bệnh phẩm định lượng Bilirubin trực tiếp? </w:t>
@@ -813,7 +864,8 @@
     </w:p>
     <w:p>
       <w:pPr>
-        <w:spacing w:before="60" w:after="60" w:line="276" w:lineRule="auto"/>
+        <w:pStyle w:val="Normal"/>
+        <w:spacing w:lineRule="auto" w:line="276" w:before="60" w:after="60"/>
         <w:contextualSpacing/>
         <w:rPr>
           <w:rFonts w:eastAsia="Times New Roman" w:cs="Times New Roman"/>
@@ -830,20 +882,18 @@
     </w:p>
     <w:p>
       <w:pPr>
-        <w:spacing w:before="60" w:after="60" w:line="276" w:lineRule="auto"/>
-        <w:contextualSpacing/>
-        <w:rPr>
-          <w:rFonts w:eastAsia="Times New Roman" w:cs="Times New Roman"/>
-          <w:bCs/>
-          <w:color w:val="0000FF"/>
-          <w:szCs w:val="26"/>
-        </w:rPr>
-      </w:pPr>
-      <w:r>
-        <w:rPr>
-          <w:rFonts w:eastAsia="Times New Roman" w:cs="Times New Roman"/>
-          <w:bCs/>
-          <w:color w:val="0000FF"/>
+        <w:pStyle w:val="Normal"/>
+        <w:spacing w:lineRule="auto" w:line="276" w:before="60" w:after="60"/>
+        <w:contextualSpacing/>
+        <w:rPr>
+          <w:color w:val="FF0000"/>
+        </w:rPr>
+      </w:pPr>
+      <w:r>
+        <w:rPr>
+          <w:rFonts w:eastAsia="Times New Roman" w:cs="Times New Roman"/>
+          <w:bCs/>
+          <w:color w:val="FF0000"/>
           <w:szCs w:val="26"/>
         </w:rPr>
         <w:t xml:space="preserve">B. 01 cán bộ đại học và 01 kỹ thuật viên chuyên ngành hóa sinh; máy đã cài chương trình BIL.D, đã chuẩn với BIL.D, kết quả QC đạt yêu cầu không nằm ngoài dải cho phép và không vi phạm luật QC. </w:t>
@@ -851,7 +901,8 @@
     </w:p>
     <w:p>
       <w:pPr>
-        <w:spacing w:before="60" w:after="60" w:line="276" w:lineRule="auto"/>
+        <w:pStyle w:val="Normal"/>
+        <w:spacing w:lineRule="auto" w:line="276" w:before="60" w:after="60"/>
         <w:contextualSpacing/>
         <w:rPr>
           <w:rFonts w:eastAsia="Times New Roman" w:cs="Times New Roman"/>
@@ -868,7 +919,8 @@
     </w:p>
     <w:p>
       <w:pPr>
-        <w:spacing w:before="60" w:after="60" w:line="276" w:lineRule="auto"/>
+        <w:pStyle w:val="Normal"/>
+        <w:spacing w:lineRule="auto" w:line="276" w:before="60" w:after="60"/>
         <w:contextualSpacing/>
         <w:rPr>
           <w:rFonts w:eastAsia="Times New Roman" w:cs="Times New Roman"/>
@@ -885,29 +937,32 @@
     </w:p>
     <w:p>
       <w:pPr>
+        <w:pStyle w:val="Normal"/>
         <w:numPr>
           <w:ilvl w:val="0"/>
           <w:numId w:val="1"/>
         </w:numPr>
-        <w:spacing w:before="60" w:after="60" w:line="276" w:lineRule="auto"/>
-        <w:contextualSpacing/>
-        <w:rPr>
-          <w:rFonts w:eastAsia="Times New Roman" w:cs="Times New Roman"/>
-          <w:szCs w:val="26"/>
-        </w:rPr>
-      </w:pPr>
-      <w:r>
-        <w:rPr>
-          <w:rFonts w:eastAsia="Times New Roman" w:cs="Times New Roman"/>
-          <w:szCs w:val="26"/>
-        </w:rPr>
-        <w:lastRenderedPageBreak/>
+        <w:spacing w:lineRule="auto" w:line="276" w:before="60" w:after="60"/>
+        <w:contextualSpacing/>
+        <w:rPr>
+          <w:b/>
+          <w:bCs/>
+        </w:rPr>
+      </w:pPr>
+      <w:r>
+        <w:rPr>
+          <w:rFonts w:eastAsia="Times New Roman" w:cs="Times New Roman"/>
+          <w:b/>
+          <w:bCs/>
+          <w:szCs w:val="26"/>
+        </w:rPr>
         <w:t xml:space="preserve">Nhận định nào sau đây là KHÔNG ĐÚNG khi nói về đặc điểm hóa học, điều kiện phản ứng và trị số tham chiếu của Bilirubin trực tiếp theo quy trình? </w:t>
       </w:r>
     </w:p>
     <w:p>
       <w:pPr>
-        <w:spacing w:before="60" w:after="60" w:line="276" w:lineRule="auto"/>
+        <w:pStyle w:val="Normal"/>
+        <w:spacing w:lineRule="auto" w:line="276" w:before="60" w:after="60"/>
         <w:contextualSpacing/>
         <w:rPr>
           <w:rFonts w:eastAsia="Times New Roman" w:cs="Times New Roman"/>
@@ -924,7 +979,8 @@
     </w:p>
     <w:p>
       <w:pPr>
-        <w:spacing w:before="60" w:after="60" w:line="276" w:lineRule="auto"/>
+        <w:pStyle w:val="Normal"/>
+        <w:spacing w:lineRule="auto" w:line="276" w:before="60" w:after="60"/>
         <w:contextualSpacing/>
         <w:rPr>
           <w:rFonts w:eastAsia="Times New Roman" w:cs="Times New Roman"/>
@@ -941,32 +997,27 @@
     </w:p>
     <w:p>
       <w:pPr>
-        <w:spacing w:before="60" w:after="60" w:line="276" w:lineRule="auto"/>
-        <w:contextualSpacing/>
-        <w:rPr>
-          <w:rFonts w:eastAsia="Times New Roman" w:cs="Times New Roman"/>
-          <w:szCs w:val="26"/>
-        </w:rPr>
-      </w:pPr>
-      <w:r>
-        <w:rPr>
-          <w:rFonts w:eastAsia="Times New Roman" w:cs="Times New Roman"/>
-          <w:szCs w:val="26"/>
-        </w:rPr>
-        <w:t>C. Trị số bình thường của Bilirubin trực tiếp trong máu được quy định là &lt; 5.</w:t>
-      </w:r>
-      <w:r>
-        <w:rPr>
-          <w:rFonts w:eastAsia="Times New Roman" w:cs="Times New Roman"/>
-          <w:szCs w:val="26"/>
-        </w:rPr>
-        <w:t xml:space="preserve">1 </w:t>
-      </w:r>
-      <w:r>
-        <w:rPr>
-          <w:szCs w:val="26"/>
-        </w:rPr>
-        <w:sym w:font="Symbol" w:char="F06D"/>
+        <w:pStyle w:val="Normal"/>
+        <w:spacing w:lineRule="auto" w:line="276" w:before="60" w:after="60"/>
+        <w:contextualSpacing/>
+        <w:rPr>
+          <w:rFonts w:eastAsia="Times New Roman" w:cs="Times New Roman"/>
+          <w:szCs w:val="26"/>
+        </w:rPr>
+      </w:pPr>
+      <w:r>
+        <w:rPr>
+          <w:rFonts w:eastAsia="Times New Roman" w:cs="Times New Roman"/>
+          <w:szCs w:val="26"/>
+        </w:rPr>
+        <w:t xml:space="preserve">C. Trị số bình thường của Bilirubin trực tiếp trong máu được quy định là &lt; 5.1 </w:t>
+      </w:r>
+      <w:r>
+        <w:rPr>
+          <w:rFonts w:eastAsia="Symbol" w:cs="Symbol" w:ascii="Symbol" w:hAnsi="Symbol"/>
+          <w:szCs w:val="26"/>
+        </w:rPr>
+        <w:sym w:font="Symbol" w:char="f06d"/>
       </w:r>
       <w:r>
         <w:rPr>
@@ -984,20 +1035,18 @@
     </w:p>
     <w:p>
       <w:pPr>
-        <w:spacing w:before="60" w:after="60" w:line="276" w:lineRule="auto"/>
-        <w:contextualSpacing/>
-        <w:rPr>
-          <w:rFonts w:eastAsia="Times New Roman" w:cs="Times New Roman"/>
-          <w:bCs/>
-          <w:color w:val="0000FF"/>
-          <w:szCs w:val="26"/>
-        </w:rPr>
-      </w:pPr>
-      <w:r>
-        <w:rPr>
-          <w:rFonts w:eastAsia="Times New Roman" w:cs="Times New Roman"/>
-          <w:bCs/>
-          <w:color w:val="0000FF"/>
+        <w:pStyle w:val="Normal"/>
+        <w:spacing w:lineRule="auto" w:line="276" w:before="60" w:after="60"/>
+        <w:contextualSpacing/>
+        <w:rPr>
+          <w:color w:val="FF0000"/>
+        </w:rPr>
+      </w:pPr>
+      <w:r>
+        <w:rPr>
+          <w:rFonts w:eastAsia="Times New Roman" w:cs="Times New Roman"/>
+          <w:bCs/>
+          <w:color w:val="FF0000"/>
           <w:szCs w:val="26"/>
         </w:rPr>
         <w:t>D. Bilirubin trực tiếp tác dụng với diazonium ion trong môi trường kiềm tạo phức hợp Azobilirubin đo ở bước sóng 546 nm.</w:t>
@@ -1005,42 +1054,52 @@
     </w:p>
     <w:p>
       <w:pPr>
-        <w:rPr>
-          <w:szCs w:val="26"/>
-        </w:rPr>
-      </w:pPr>
+        <w:pStyle w:val="Normal"/>
+        <w:spacing w:before="0" w:after="120"/>
+        <w:rPr>
+          <w:szCs w:val="26"/>
+        </w:rPr>
+      </w:pPr>
+      <w:r>
+        <w:rPr>
+          <w:szCs w:val="26"/>
+        </w:rPr>
+      </w:r>
       <w:bookmarkStart w:id="0" w:name="_GoBack"/>
       <w:bookmarkEnd w:id="0"/>
     </w:p>
     <w:sectPr>
-      <w:pgSz w:w="11907" w:h="16840" w:code="9"/>
-      <w:pgMar w:top="1134" w:right="1134" w:bottom="1134" w:left="1701" w:header="720" w:footer="720" w:gutter="0"/>
-      <w:cols w:space="720"/>
-      <w:docGrid w:linePitch="360"/>
+      <w:type w:val="nextPage"/>
+      <w:pgSz w:w="11906" w:h="16838"/>
+      <w:pgMar w:left="1701" w:right="1134" w:gutter="0" w:header="0" w:top="1134" w:footer="0" w:bottom="1134"/>
+      <w:pgNumType w:fmt="decimal"/>
+      <w:formProt w:val="false"/>
+      <w:textDirection w:val="lrTb"/>
+      <w:docGrid w:type="default" w:linePitch="360" w:charSpace="0"/>
     </w:sectPr>
   </w:body>
 </w:document>
 </file>
 
 <file path=word/numbering.xml><?xml version="1.0" encoding="utf-8"?>
-<w:numbering xmlns:wpc="http://schemas.microsoft.com/office/word/2010/wordprocessingCanvas" xmlns:cx="http://schemas.microsoft.com/office/drawing/2014/chartex" xmlns:mc="http://schemas.openxmlformats.org/markup-compatibility/2006" xmlns:o="urn:schemas-microsoft-com:office:office" xmlns:r="http://schemas.openxmlformats.org/officeDocument/2006/relationships" xmlns:m="http://schemas.openxmlformats.org/officeDocument/2006/math" xmlns:v="urn:schemas-microsoft-com:vml" xmlns:wp14="http://schemas.microsoft.com/office/word/2010/wordprocessingDrawing" xmlns:wp="http://schemas.openxmlformats.org/drawingml/2006/wordprocessingDrawing" xmlns:w10="urn:schemas-microsoft-com:office:word" xmlns:w="http://schemas.openxmlformats.org/wordprocessingml/2006/main" xmlns:w14="http://schemas.microsoft.com/office/word/2010/wordml" xmlns:w15="http://schemas.microsoft.com/office/word/2012/wordml" xmlns:w16se="http://schemas.microsoft.com/office/word/2015/wordml/symex" xmlns:wpg="http://schemas.microsoft.com/office/word/2010/wordprocessingGroup" xmlns:wpi="http://schemas.microsoft.com/office/word/2010/wordprocessingInk" xmlns:wne="http://schemas.microsoft.com/office/word/2006/wordml" xmlns:wps="http://schemas.microsoft.com/office/word/2010/wordprocessingShape" mc:Ignorable="w14 w15 w16se wp14">
-  <w:abstractNum w:abstractNumId="0" w15:restartNumberingAfterBreak="0">
-    <w:nsid w:val="25607D77"/>
-    <w:multiLevelType w:val="multilevel"/>
-    <w:tmpl w:val="25607D77"/>
+<w:numbering xmlns:w="http://schemas.openxmlformats.org/wordprocessingml/2006/main" xmlns:o="urn:schemas-microsoft-com:office:office" xmlns:r="http://schemas.openxmlformats.org/officeDocument/2006/relationships" xmlns:v="urn:schemas-microsoft-com:vml" xmlns:mc="http://schemas.openxmlformats.org/markup-compatibility/2006" xmlns:w14="http://schemas.microsoft.com/office/word/2010/wordml" mc:Ignorable="w14">
+  <w:abstractNum w:abstractNumId="1">
     <w:lvl w:ilvl="0">
       <w:start w:val="1"/>
       <w:numFmt w:val="decimal"/>
       <w:suff w:val="space"/>
       <w:lvlText w:val="Câu %1:"/>
-      <w:lvlJc w:val="left"/>
-      <w:pPr>
-        <w:ind w:left="0" w:firstLine="0"/>
+      <w:lvlJc w:val="start"/>
+      <w:pPr>
+        <w:tabs>
+          <w:tab w:val="num" w:pos="0"/>
+        </w:tabs>
+        <w:ind w:start="0" w:hanging="0"/>
       </w:pPr>
       <w:rPr>
-        <w:rFonts w:ascii="Times New Roman" w:hAnsi="Times New Roman" w:hint="default"/>
+        <w:rFonts w:ascii="Times New Roman" w:hAnsi="Times New Roman"/>
         <w:b/>
-        <w:i w:val="0"/>
+        <w:i w:val="false"/>
         <w:color w:val="auto"/>
         <w:sz w:val="26"/>
         <w:u w:val="single"/>
@@ -1051,14 +1110,16 @@
       <w:numFmt w:val="upperLetter"/>
       <w:suff w:val="space"/>
       <w:lvlText w:val="%2."/>
-      <w:lvlJc w:val="left"/>
-      <w:pPr>
-        <w:ind w:left="563" w:firstLine="97"/>
+      <w:lvlJc w:val="start"/>
+      <w:pPr>
+        <w:tabs>
+          <w:tab w:val="num" w:pos="0"/>
+        </w:tabs>
+        <w:ind w:start="563" w:firstLine="97"/>
       </w:pPr>
       <w:rPr>
-        <w:rFonts w:hint="default"/>
-        <w:b w:val="0"/>
-        <w:bCs w:val="0"/>
+        <w:b w:val="false"/>
+        <w:bCs w:val="false"/>
         <w:color w:val="auto"/>
       </w:rPr>
     </w:lvl>
@@ -1066,99 +1127,228 @@
       <w:start w:val="1"/>
       <w:numFmt w:val="lowerRoman"/>
       <w:lvlText w:val="%3)"/>
-      <w:lvlJc w:val="left"/>
-      <w:pPr>
-        <w:ind w:left="1080" w:hanging="360"/>
-      </w:pPr>
-      <w:rPr>
-        <w:rFonts w:hint="default"/>
-      </w:rPr>
+      <w:lvlJc w:val="start"/>
+      <w:pPr>
+        <w:tabs>
+          <w:tab w:val="num" w:pos="0"/>
+        </w:tabs>
+        <w:ind w:start="1080" w:hanging="360"/>
+      </w:pPr>
+      <w:rPr/>
     </w:lvl>
     <w:lvl w:ilvl="3">
       <w:start w:val="1"/>
       <w:numFmt w:val="decimal"/>
       <w:lvlText w:val="(%4)"/>
-      <w:lvlJc w:val="left"/>
-      <w:pPr>
-        <w:ind w:left="1440" w:hanging="360"/>
-      </w:pPr>
-      <w:rPr>
-        <w:rFonts w:hint="default"/>
-      </w:rPr>
+      <w:lvlJc w:val="start"/>
+      <w:pPr>
+        <w:tabs>
+          <w:tab w:val="num" w:pos="0"/>
+        </w:tabs>
+        <w:ind w:start="1440" w:hanging="360"/>
+      </w:pPr>
+      <w:rPr/>
     </w:lvl>
     <w:lvl w:ilvl="4">
       <w:start w:val="1"/>
       <w:numFmt w:val="lowerLetter"/>
       <w:lvlText w:val="(%5)"/>
-      <w:lvlJc w:val="left"/>
-      <w:pPr>
-        <w:ind w:left="1800" w:hanging="360"/>
-      </w:pPr>
-      <w:rPr>
-        <w:rFonts w:hint="default"/>
-      </w:rPr>
+      <w:lvlJc w:val="start"/>
+      <w:pPr>
+        <w:tabs>
+          <w:tab w:val="num" w:pos="0"/>
+        </w:tabs>
+        <w:ind w:start="1800" w:hanging="360"/>
+      </w:pPr>
+      <w:rPr/>
     </w:lvl>
     <w:lvl w:ilvl="5">
       <w:start w:val="1"/>
       <w:numFmt w:val="lowerRoman"/>
       <w:lvlText w:val="(%6)"/>
-      <w:lvlJc w:val="left"/>
-      <w:pPr>
-        <w:ind w:left="2160" w:hanging="360"/>
-      </w:pPr>
-      <w:rPr>
-        <w:rFonts w:hint="default"/>
-      </w:rPr>
+      <w:lvlJc w:val="start"/>
+      <w:pPr>
+        <w:tabs>
+          <w:tab w:val="num" w:pos="0"/>
+        </w:tabs>
+        <w:ind w:start="2160" w:hanging="360"/>
+      </w:pPr>
+      <w:rPr/>
     </w:lvl>
     <w:lvl w:ilvl="6">
       <w:start w:val="1"/>
       <w:numFmt w:val="decimal"/>
       <w:lvlText w:val="%7."/>
-      <w:lvlJc w:val="left"/>
-      <w:pPr>
-        <w:ind w:left="2520" w:hanging="360"/>
-      </w:pPr>
-      <w:rPr>
-        <w:rFonts w:hint="default"/>
-      </w:rPr>
+      <w:lvlJc w:val="start"/>
+      <w:pPr>
+        <w:tabs>
+          <w:tab w:val="num" w:pos="0"/>
+        </w:tabs>
+        <w:ind w:start="2520" w:hanging="360"/>
+      </w:pPr>
+      <w:rPr/>
     </w:lvl>
     <w:lvl w:ilvl="7">
       <w:start w:val="1"/>
       <w:numFmt w:val="lowerLetter"/>
       <w:lvlText w:val="%8."/>
-      <w:lvlJc w:val="left"/>
-      <w:pPr>
-        <w:ind w:left="2880" w:hanging="360"/>
-      </w:pPr>
-      <w:rPr>
-        <w:rFonts w:hint="default"/>
-      </w:rPr>
+      <w:lvlJc w:val="start"/>
+      <w:pPr>
+        <w:tabs>
+          <w:tab w:val="num" w:pos="0"/>
+        </w:tabs>
+        <w:ind w:start="2880" w:hanging="360"/>
+      </w:pPr>
+      <w:rPr/>
     </w:lvl>
     <w:lvl w:ilvl="8">
       <w:start w:val="1"/>
       <w:numFmt w:val="lowerRoman"/>
       <w:lvlText w:val="%9."/>
-      <w:lvlJc w:val="left"/>
-      <w:pPr>
-        <w:ind w:left="3240" w:hanging="360"/>
-      </w:pPr>
-      <w:rPr>
-        <w:rFonts w:hint="default"/>
-      </w:rPr>
+      <w:lvlJc w:val="start"/>
+      <w:pPr>
+        <w:tabs>
+          <w:tab w:val="num" w:pos="0"/>
+        </w:tabs>
+        <w:ind w:start="3240" w:hanging="360"/>
+      </w:pPr>
+      <w:rPr/>
+    </w:lvl>
+  </w:abstractNum>
+  <w:abstractNum w:abstractNumId="2">
+    <w:lvl w:ilvl="0">
+      <w:start w:val="1"/>
+      <w:numFmt w:val="none"/>
+      <w:suff w:val="nothing"/>
+      <w:lvlText w:val=""/>
+      <w:lvlJc w:val="start"/>
+      <w:pPr>
+        <w:tabs>
+          <w:tab w:val="num" w:pos="0"/>
+        </w:tabs>
+        <w:ind w:start="0" w:hanging="0"/>
+      </w:pPr>
+    </w:lvl>
+    <w:lvl w:ilvl="1">
+      <w:start w:val="1"/>
+      <w:numFmt w:val="none"/>
+      <w:suff w:val="nothing"/>
+      <w:lvlText w:val=""/>
+      <w:lvlJc w:val="start"/>
+      <w:pPr>
+        <w:tabs>
+          <w:tab w:val="num" w:pos="0"/>
+        </w:tabs>
+        <w:ind w:start="0" w:hanging="0"/>
+      </w:pPr>
+    </w:lvl>
+    <w:lvl w:ilvl="2">
+      <w:start w:val="1"/>
+      <w:numFmt w:val="none"/>
+      <w:suff w:val="nothing"/>
+      <w:lvlText w:val=""/>
+      <w:lvlJc w:val="start"/>
+      <w:pPr>
+        <w:tabs>
+          <w:tab w:val="num" w:pos="0"/>
+        </w:tabs>
+        <w:ind w:start="0" w:hanging="0"/>
+      </w:pPr>
+    </w:lvl>
+    <w:lvl w:ilvl="3">
+      <w:start w:val="1"/>
+      <w:numFmt w:val="none"/>
+      <w:suff w:val="nothing"/>
+      <w:lvlText w:val=""/>
+      <w:lvlJc w:val="start"/>
+      <w:pPr>
+        <w:tabs>
+          <w:tab w:val="num" w:pos="0"/>
+        </w:tabs>
+        <w:ind w:start="0" w:hanging="0"/>
+      </w:pPr>
+    </w:lvl>
+    <w:lvl w:ilvl="4">
+      <w:start w:val="1"/>
+      <w:numFmt w:val="none"/>
+      <w:suff w:val="nothing"/>
+      <w:lvlText w:val=""/>
+      <w:lvlJc w:val="start"/>
+      <w:pPr>
+        <w:tabs>
+          <w:tab w:val="num" w:pos="0"/>
+        </w:tabs>
+        <w:ind w:start="0" w:hanging="0"/>
+      </w:pPr>
+    </w:lvl>
+    <w:lvl w:ilvl="5">
+      <w:start w:val="1"/>
+      <w:numFmt w:val="none"/>
+      <w:suff w:val="nothing"/>
+      <w:lvlText w:val=""/>
+      <w:lvlJc w:val="start"/>
+      <w:pPr>
+        <w:tabs>
+          <w:tab w:val="num" w:pos="0"/>
+        </w:tabs>
+        <w:ind w:start="0" w:hanging="0"/>
+      </w:pPr>
+    </w:lvl>
+    <w:lvl w:ilvl="6">
+      <w:start w:val="1"/>
+      <w:numFmt w:val="none"/>
+      <w:suff w:val="nothing"/>
+      <w:lvlText w:val=""/>
+      <w:lvlJc w:val="start"/>
+      <w:pPr>
+        <w:tabs>
+          <w:tab w:val="num" w:pos="0"/>
+        </w:tabs>
+        <w:ind w:start="0" w:hanging="0"/>
+      </w:pPr>
+    </w:lvl>
+    <w:lvl w:ilvl="7">
+      <w:start w:val="1"/>
+      <w:numFmt w:val="none"/>
+      <w:suff w:val="nothing"/>
+      <w:lvlText w:val=""/>
+      <w:lvlJc w:val="start"/>
+      <w:pPr>
+        <w:tabs>
+          <w:tab w:val="num" w:pos="0"/>
+        </w:tabs>
+        <w:ind w:start="0" w:hanging="0"/>
+      </w:pPr>
+    </w:lvl>
+    <w:lvl w:ilvl="8">
+      <w:start w:val="1"/>
+      <w:numFmt w:val="none"/>
+      <w:suff w:val="nothing"/>
+      <w:lvlText w:val=""/>
+      <w:lvlJc w:val="start"/>
+      <w:pPr>
+        <w:tabs>
+          <w:tab w:val="num" w:pos="0"/>
+        </w:tabs>
+        <w:ind w:start="0" w:hanging="0"/>
+      </w:pPr>
     </w:lvl>
   </w:abstractNum>
   <w:num w:numId="1">
-    <w:abstractNumId w:val="0"/>
+    <w:abstractNumId w:val="1"/>
+  </w:num>
+  <w:num w:numId="2">
+    <w:abstractNumId w:val="2"/>
   </w:num>
 </w:numbering>
 </file>
 
 <file path=word/styles.xml><?xml version="1.0" encoding="utf-8"?>
-<w:styles xmlns:mc="http://schemas.openxmlformats.org/markup-compatibility/2006" xmlns:r="http://schemas.openxmlformats.org/officeDocument/2006/relationships" xmlns:w="http://schemas.openxmlformats.org/wordprocessingml/2006/main" xmlns:w14="http://schemas.microsoft.com/office/word/2010/wordml" xmlns:w15="http://schemas.microsoft.com/office/word/2012/wordml" xmlns:w16se="http://schemas.microsoft.com/office/word/2015/wordml/symex" mc:Ignorable="w14 w15 w16se">
+<w:styles xmlns:w="http://schemas.openxmlformats.org/wordprocessingml/2006/main" xmlns:w14="http://schemas.microsoft.com/office/word/2010/wordml" xmlns:mc="http://schemas.openxmlformats.org/markup-compatibility/2006" mc:Ignorable="w14">
   <w:docDefaults>
     <w:rPrDefault>
       <w:rPr>
-        <w:rFonts w:asciiTheme="minorHAnsi" w:eastAsiaTheme="minorHAnsi" w:hAnsiTheme="minorHAnsi" w:cstheme="minorBidi"/>
+        <w:rFonts w:ascii="Calibri" w:hAnsi="Calibri" w:eastAsia="Calibri" w:cs="" w:asciiTheme="minorHAnsi" w:cstheme="minorBidi" w:eastAsiaTheme="minorHAnsi" w:hAnsiTheme="minorHAnsi"/>
         <w:sz w:val="22"/>
         <w:szCs w:val="22"/>
         <w:lang w:val="en-US" w:eastAsia="en-US" w:bidi="ar-SA"/>
@@ -1166,21 +1356,21 @@
     </w:rPrDefault>
     <w:pPrDefault>
       <w:pPr>
-        <w:spacing w:after="160" w:line="259" w:lineRule="auto"/>
+        <w:suppressAutoHyphens w:val="true"/>
       </w:pPr>
     </w:pPrDefault>
   </w:docDefaults>
   <w:latentStyles w:defLockedState="0" w:defUIPriority="99" w:defSemiHidden="0" w:defUnhideWhenUsed="0" w:defQFormat="0" w:count="371">
     <w:lsdException w:name="Normal" w:uiPriority="0" w:qFormat="1"/>
     <w:lsdException w:name="heading 1" w:uiPriority="9" w:qFormat="1"/>
-    <w:lsdException w:name="heading 2" w:semiHidden="1" w:uiPriority="9" w:unhideWhenUsed="1" w:qFormat="1"/>
-    <w:lsdException w:name="heading 3" w:semiHidden="1" w:uiPriority="9" w:unhideWhenUsed="1" w:qFormat="1"/>
-    <w:lsdException w:name="heading 4" w:semiHidden="1" w:uiPriority="9" w:unhideWhenUsed="1" w:qFormat="1"/>
-    <w:lsdException w:name="heading 5" w:semiHidden="1" w:uiPriority="9" w:unhideWhenUsed="1" w:qFormat="1"/>
-    <w:lsdException w:name="heading 6" w:semiHidden="1" w:uiPriority="9" w:unhideWhenUsed="1" w:qFormat="1"/>
-    <w:lsdException w:name="heading 7" w:semiHidden="1" w:uiPriority="9" w:unhideWhenUsed="1" w:qFormat="1"/>
-    <w:lsdException w:name="heading 8" w:semiHidden="1" w:uiPriority="9" w:unhideWhenUsed="1" w:qFormat="1"/>
-    <w:lsdException w:name="heading 9" w:semiHidden="1" w:uiPriority="9" w:unhideWhenUsed="1" w:qFormat="1"/>
+    <w:lsdException w:name="heading 2" w:uiPriority="9" w:semiHidden="1" w:unhideWhenUsed="1" w:qFormat="1"/>
+    <w:lsdException w:name="heading 3" w:uiPriority="9" w:semiHidden="1" w:unhideWhenUsed="1" w:qFormat="1"/>
+    <w:lsdException w:name="heading 4" w:uiPriority="9" w:semiHidden="1" w:unhideWhenUsed="1" w:qFormat="1"/>
+    <w:lsdException w:name="heading 5" w:uiPriority="9" w:semiHidden="1" w:unhideWhenUsed="1" w:qFormat="1"/>
+    <w:lsdException w:name="heading 6" w:uiPriority="9" w:semiHidden="1" w:unhideWhenUsed="1" w:qFormat="1"/>
+    <w:lsdException w:name="heading 7" w:uiPriority="9" w:semiHidden="1" w:unhideWhenUsed="1" w:qFormat="1"/>
+    <w:lsdException w:name="heading 8" w:uiPriority="9" w:semiHidden="1" w:unhideWhenUsed="1" w:qFormat="1"/>
+    <w:lsdException w:name="heading 9" w:uiPriority="9" w:semiHidden="1" w:unhideWhenUsed="1" w:qFormat="1"/>
     <w:lsdException w:name="index 1" w:semiHidden="1" w:unhideWhenUsed="1"/>
     <w:lsdException w:name="index 2" w:semiHidden="1" w:unhideWhenUsed="1"/>
     <w:lsdException w:name="index 3" w:semiHidden="1" w:unhideWhenUsed="1"/>
@@ -1190,22 +1380,22 @@
     <w:lsdException w:name="index 7" w:semiHidden="1" w:unhideWhenUsed="1"/>
     <w:lsdException w:name="index 8" w:semiHidden="1" w:unhideWhenUsed="1"/>
     <w:lsdException w:name="index 9" w:semiHidden="1" w:unhideWhenUsed="1"/>
-    <w:lsdException w:name="toc 1" w:semiHidden="1" w:uiPriority="39" w:unhideWhenUsed="1"/>
-    <w:lsdException w:name="toc 2" w:semiHidden="1" w:uiPriority="39" w:unhideWhenUsed="1"/>
-    <w:lsdException w:name="toc 3" w:semiHidden="1" w:uiPriority="39" w:unhideWhenUsed="1"/>
-    <w:lsdException w:name="toc 4" w:semiHidden="1" w:uiPriority="39" w:unhideWhenUsed="1"/>
-    <w:lsdException w:name="toc 5" w:semiHidden="1" w:uiPriority="39" w:unhideWhenUsed="1"/>
-    <w:lsdException w:name="toc 6" w:semiHidden="1" w:uiPriority="39" w:unhideWhenUsed="1"/>
-    <w:lsdException w:name="toc 7" w:semiHidden="1" w:uiPriority="39" w:unhideWhenUsed="1"/>
-    <w:lsdException w:name="toc 8" w:semiHidden="1" w:uiPriority="39" w:unhideWhenUsed="1"/>
-    <w:lsdException w:name="toc 9" w:semiHidden="1" w:uiPriority="39" w:unhideWhenUsed="1"/>
+    <w:lsdException w:name="toc 1" w:uiPriority="39" w:semiHidden="1" w:unhideWhenUsed="1"/>
+    <w:lsdException w:name="toc 2" w:uiPriority="39" w:semiHidden="1" w:unhideWhenUsed="1"/>
+    <w:lsdException w:name="toc 3" w:uiPriority="39" w:semiHidden="1" w:unhideWhenUsed="1"/>
+    <w:lsdException w:name="toc 4" w:uiPriority="39" w:semiHidden="1" w:unhideWhenUsed="1"/>
+    <w:lsdException w:name="toc 5" w:uiPriority="39" w:semiHidden="1" w:unhideWhenUsed="1"/>
+    <w:lsdException w:name="toc 6" w:uiPriority="39" w:semiHidden="1" w:unhideWhenUsed="1"/>
+    <w:lsdException w:name="toc 7" w:uiPriority="39" w:semiHidden="1" w:unhideWhenUsed="1"/>
+    <w:lsdException w:name="toc 8" w:uiPriority="39" w:semiHidden="1" w:unhideWhenUsed="1"/>
+    <w:lsdException w:name="toc 9" w:uiPriority="39" w:semiHidden="1" w:unhideWhenUsed="1"/>
     <w:lsdException w:name="Normal Indent" w:semiHidden="1" w:unhideWhenUsed="1"/>
     <w:lsdException w:name="footnote text" w:semiHidden="1" w:unhideWhenUsed="1"/>
     <w:lsdException w:name="annotation text" w:semiHidden="1" w:unhideWhenUsed="1"/>
     <w:lsdException w:name="header" w:semiHidden="1" w:unhideWhenUsed="1"/>
     <w:lsdException w:name="footer" w:semiHidden="1" w:unhideWhenUsed="1"/>
     <w:lsdException w:name="index heading" w:semiHidden="1" w:unhideWhenUsed="1"/>
-    <w:lsdException w:name="caption" w:semiHidden="1" w:uiPriority="35" w:unhideWhenUsed="1" w:qFormat="1"/>
+    <w:lsdException w:name="caption" w:uiPriority="35" w:semiHidden="1" w:unhideWhenUsed="1" w:qFormat="1"/>
     <w:lsdException w:name="table of figures" w:semiHidden="1" w:unhideWhenUsed="1"/>
     <w:lsdException w:name="envelope address" w:semiHidden="1" w:unhideWhenUsed="1"/>
     <w:lsdException w:name="envelope return" w:semiHidden="1" w:unhideWhenUsed="1"/>
@@ -1236,7 +1426,7 @@
     <w:lsdException w:name="Title" w:uiPriority="10" w:qFormat="1"/>
     <w:lsdException w:name="Closing" w:semiHidden="1" w:unhideWhenUsed="1"/>
     <w:lsdException w:name="Signature" w:semiHidden="1" w:unhideWhenUsed="1"/>
-    <w:lsdException w:name="Default Paragraph Font" w:semiHidden="1" w:uiPriority="1" w:unhideWhenUsed="1"/>
+    <w:lsdException w:name="Default Paragraph Font" w:uiPriority="1" w:semiHidden="1" w:unhideWhenUsed="1"/>
     <w:lsdException w:name="Body Text" w:semiHidden="1" w:unhideWhenUsed="1"/>
     <w:lsdException w:name="Body Text Indent" w:semiHidden="1" w:unhideWhenUsed="1"/>
     <w:lsdException w:name="List Continue" w:semiHidden="1" w:unhideWhenUsed="1"/>
@@ -1436,8 +1626,8 @@
     <w:lsdException w:name="Subtle Reference" w:uiPriority="31" w:qFormat="1"/>
     <w:lsdException w:name="Intense Reference" w:uiPriority="32" w:qFormat="1"/>
     <w:lsdException w:name="Book Title" w:uiPriority="33" w:qFormat="1"/>
-    <w:lsdException w:name="Bibliography" w:semiHidden="1" w:uiPriority="37" w:unhideWhenUsed="1"/>
-    <w:lsdException w:name="TOC Heading" w:semiHidden="1" w:uiPriority="39" w:unhideWhenUsed="1" w:qFormat="1"/>
+    <w:lsdException w:name="Bibliography" w:uiPriority="37" w:semiHidden="1" w:unhideWhenUsed="1"/>
+    <w:lsdException w:name="TOC Heading" w:uiPriority="39" w:semiHidden="1" w:unhideWhenUsed="1" w:qFormat="1"/>
     <w:lsdException w:name="Plain Table 1" w:uiPriority="41"/>
     <w:lsdException w:name="Plain Table 2" w:uiPriority="42"/>
     <w:lsdException w:name="Plain Table 3" w:uiPriority="43"/>
@@ -1543,17 +1733,24 @@
     <w:lsdException w:name="List Table 6 Colorful Accent 6" w:uiPriority="51"/>
     <w:lsdException w:name="List Table 7 Colorful Accent 6" w:uiPriority="52"/>
   </w:latentStyles>
-  <w:style w:type="paragraph" w:default="1" w:styleId="Normal">
+  <w:style w:type="paragraph" w:styleId="Normal" w:default="1">
     <w:name w:val="Normal"/>
     <w:qFormat/>
-    <w:rsid w:val="00C12B7E"/>
+    <w:rsid w:val="00c12b7e"/>
     <w:pPr>
-      <w:spacing w:after="120" w:line="324" w:lineRule="auto"/>
+      <w:widowControl/>
+      <w:suppressAutoHyphens w:val="true"/>
+      <w:bidi w:val="0"/>
+      <w:spacing w:lineRule="auto" w:line="324" w:before="0" w:after="120"/>
       <w:jc w:val="both"/>
     </w:pPr>
     <w:rPr>
-      <w:rFonts w:ascii="Times New Roman" w:hAnsi="Times New Roman"/>
+      <w:rFonts w:ascii="Times New Roman" w:hAnsi="Times New Roman" w:eastAsia="Calibri" w:cs="" w:cstheme="minorBidi" w:eastAsiaTheme="minorHAnsi"/>
+      <w:color w:val="auto"/>
+      <w:kern w:val="0"/>
       <w:sz w:val="26"/>
+      <w:szCs w:val="22"/>
+      <w:lang w:val="en-US" w:eastAsia="en-US" w:bidi="ar-SA"/>
     </w:rPr>
   </w:style>
   <w:style w:type="paragraph" w:styleId="Heading1">
@@ -1564,16 +1761,16 @@
     <w:autoRedefine/>
     <w:uiPriority w:val="9"/>
     <w:qFormat/>
-    <w:rsid w:val="00C12B7E"/>
+    <w:rsid w:val="00c12b7e"/>
     <w:pPr>
-      <w:keepNext/>
+      <w:keepNext w:val="true"/>
       <w:keepLines/>
       <w:spacing w:before="240" w:after="0"/>
-      <w:jc w:val="left"/>
+      <w:jc w:val="start"/>
       <w:outlineLvl w:val="0"/>
     </w:pPr>
     <w:rPr>
-      <w:rFonts w:eastAsiaTheme="majorEastAsia" w:cstheme="majorBidi"/>
+      <w:rFonts w:eastAsia="" w:cs="" w:cstheme="majorBidi" w:eastAsiaTheme="majorEastAsia"/>
       <w:b/>
       <w:szCs w:val="32"/>
     </w:rPr>
@@ -1588,16 +1785,16 @@
     <w:semiHidden/>
     <w:unhideWhenUsed/>
     <w:qFormat/>
-    <w:rsid w:val="00C12B7E"/>
+    <w:rsid w:val="00c12b7e"/>
     <w:pPr>
-      <w:keepNext/>
+      <w:keepNext w:val="true"/>
       <w:keepLines/>
       <w:spacing w:before="120" w:after="0"/>
-      <w:jc w:val="left"/>
+      <w:jc w:val="start"/>
       <w:outlineLvl w:val="1"/>
     </w:pPr>
     <w:rPr>
-      <w:rFonts w:eastAsiaTheme="majorEastAsia" w:cstheme="majorBidi"/>
+      <w:rFonts w:eastAsia="" w:cs="" w:cstheme="majorBidi" w:eastAsiaTheme="majorEastAsia"/>
       <w:b/>
       <w:szCs w:val="26"/>
     </w:rPr>
@@ -1611,26 +1808,159 @@
     <w:uiPriority w:val="9"/>
     <w:unhideWhenUsed/>
     <w:qFormat/>
-    <w:rsid w:val="00C12B7E"/>
+    <w:rsid w:val="00c12b7e"/>
     <w:pPr>
-      <w:keepNext/>
+      <w:keepNext w:val="true"/>
       <w:keepLines/>
       <w:spacing w:before="120" w:after="0"/>
-      <w:jc w:val="left"/>
+      <w:jc w:val="start"/>
       <w:outlineLvl w:val="2"/>
     </w:pPr>
     <w:rPr>
-      <w:rFonts w:eastAsiaTheme="majorEastAsia" w:cstheme="majorBidi"/>
+      <w:rFonts w:eastAsia="" w:cs="" w:cstheme="majorBidi" w:eastAsiaTheme="majorEastAsia"/>
       <w:b/>
       <w:i/>
       <w:szCs w:val="24"/>
     </w:rPr>
   </w:style>
-  <w:style w:type="character" w:default="1" w:styleId="DefaultParagraphFont">
+  <w:style w:type="character" w:styleId="DefaultParagraphFont" w:default="1">
     <w:name w:val="Default Paragraph Font"/>
     <w:uiPriority w:val="1"/>
     <w:semiHidden/>
     <w:unhideWhenUsed/>
+    <w:qFormat/>
+    <w:rPr/>
+  </w:style>
+  <w:style w:type="character" w:styleId="Heading1Char" w:customStyle="1">
+    <w:name w:val="Heading 1 Char"/>
+    <w:basedOn w:val="DefaultParagraphFont"/>
+    <w:link w:val="Heading1"/>
+    <w:uiPriority w:val="9"/>
+    <w:qFormat/>
+    <w:rsid w:val="00c12b7e"/>
+    <w:rPr>
+      <w:rFonts w:ascii="Times New Roman" w:hAnsi="Times New Roman" w:eastAsia="" w:cs="" w:cstheme="majorBidi" w:eastAsiaTheme="majorEastAsia"/>
+      <w:b/>
+      <w:sz w:val="26"/>
+      <w:szCs w:val="32"/>
+    </w:rPr>
+  </w:style>
+  <w:style w:type="character" w:styleId="Heading2Char" w:customStyle="1">
+    <w:name w:val="Heading 2 Char"/>
+    <w:basedOn w:val="DefaultParagraphFont"/>
+    <w:link w:val="Heading2"/>
+    <w:uiPriority w:val="9"/>
+    <w:semiHidden/>
+    <w:qFormat/>
+    <w:rsid w:val="00c12b7e"/>
+    <w:rPr>
+      <w:rFonts w:ascii="Times New Roman" w:hAnsi="Times New Roman" w:eastAsia="" w:cs="" w:cstheme="majorBidi" w:eastAsiaTheme="majorEastAsia"/>
+      <w:b/>
+      <w:sz w:val="26"/>
+      <w:szCs w:val="26"/>
+    </w:rPr>
+  </w:style>
+  <w:style w:type="character" w:styleId="Heading3Char" w:customStyle="1">
+    <w:name w:val="Heading 3 Char"/>
+    <w:basedOn w:val="DefaultParagraphFont"/>
+    <w:link w:val="Heading3"/>
+    <w:uiPriority w:val="9"/>
+    <w:qFormat/>
+    <w:rsid w:val="00c12b7e"/>
+    <w:rPr>
+      <w:rFonts w:ascii="Times New Roman" w:hAnsi="Times New Roman" w:eastAsia="" w:cs="" w:cstheme="majorBidi" w:eastAsiaTheme="majorEastAsia"/>
+      <w:b/>
+      <w:i/>
+      <w:sz w:val="26"/>
+      <w:szCs w:val="24"/>
+    </w:rPr>
+  </w:style>
+  <w:style w:type="paragraph" w:styleId="Heading">
+    <w:name w:val="Heading"/>
+    <w:basedOn w:val="Normal"/>
+    <w:next w:val="BodyText"/>
+    <w:qFormat/>
+    <w:pPr>
+      <w:keepNext w:val="true"/>
+      <w:spacing w:before="240" w:after="120"/>
+    </w:pPr>
+    <w:rPr>
+      <w:rFonts w:ascii="Liberation Sans" w:hAnsi="Liberation Sans" w:eastAsia="Noto Sans CJK SC" w:cs="Noto Sans Devanagari"/>
+      <w:sz w:val="28"/>
+      <w:szCs w:val="28"/>
+    </w:rPr>
+  </w:style>
+  <w:style w:type="paragraph" w:styleId="BodyText">
+    <w:name w:val="Body Text"/>
+    <w:basedOn w:val="Normal"/>
+    <w:pPr>
+      <w:spacing w:lineRule="auto" w:line="276" w:before="0" w:after="140"/>
+    </w:pPr>
+    <w:rPr/>
+  </w:style>
+  <w:style w:type="paragraph" w:styleId="List">
+    <w:name w:val="List"/>
+    <w:basedOn w:val="BodyText"/>
+    <w:pPr/>
+    <w:rPr>
+      <w:rFonts w:cs="Noto Sans Devanagari"/>
+    </w:rPr>
+  </w:style>
+  <w:style w:type="paragraph" w:styleId="Caption">
+    <w:name w:val="caption"/>
+    <w:basedOn w:val="Normal"/>
+    <w:qFormat/>
+    <w:pPr>
+      <w:suppressLineNumbers/>
+      <w:spacing w:before="120" w:after="120"/>
+    </w:pPr>
+    <w:rPr>
+      <w:rFonts w:cs="Noto Sans Devanagari"/>
+      <w:i/>
+      <w:iCs/>
+      <w:sz w:val="24"/>
+      <w:szCs w:val="24"/>
+    </w:rPr>
+  </w:style>
+  <w:style w:type="paragraph" w:styleId="Index">
+    <w:name w:val="Index"/>
+    <w:basedOn w:val="Normal"/>
+    <w:qFormat/>
+    <w:pPr>
+      <w:suppressLineNumbers/>
+    </w:pPr>
+    <w:rPr>
+      <w:rFonts w:cs="Noto Sans Devanagari"/>
+    </w:rPr>
+  </w:style>
+  <w:style w:type="paragraph" w:styleId="NoSpacing">
+    <w:name w:val="No Spacing"/>
+    <w:autoRedefine/>
+    <w:uiPriority w:val="1"/>
+    <w:qFormat/>
+    <w:rsid w:val="00c12b7e"/>
+    <w:pPr>
+      <w:widowControl/>
+      <w:suppressAutoHyphens w:val="true"/>
+      <w:bidi w:val="0"/>
+      <w:spacing w:lineRule="auto" w:line="240" w:before="0" w:after="0"/>
+      <w:jc w:val="both"/>
+    </w:pPr>
+    <w:rPr>
+      <w:rFonts w:ascii="Times New Roman" w:hAnsi="Times New Roman" w:eastAsia="Calibri" w:cs="" w:cstheme="minorBidi" w:eastAsiaTheme="minorHAnsi"/>
+      <w:color w:val="auto"/>
+      <w:kern w:val="0"/>
+      <w:sz w:val="26"/>
+      <w:szCs w:val="22"/>
+      <w:lang w:val="en-US" w:eastAsia="en-US" w:bidi="ar-SA"/>
+    </w:rPr>
+  </w:style>
+  <w:style w:type="numbering" w:styleId="NoList" w:default="1">
+    <w:name w:val="No List"/>
+    <w:uiPriority w:val="99"/>
+    <w:semiHidden/>
+    <w:unhideWhenUsed/>
+    <w:qFormat/>
   </w:style>
   <w:style w:type="table" w:default="1" w:styleId="TableNormal">
     <w:name w:val="Normal Table"/>
@@ -1638,7 +1968,6 @@
     <w:semiHidden/>
     <w:unhideWhenUsed/>
     <w:tblPr>
-      <w:tblInd w:w="0" w:type="dxa"/>
       <w:tblCellMar>
         <w:top w:w="0" w:type="dxa"/>
         <w:left w:w="108" w:type="dxa"/>
@@ -1647,80 +1976,18 @@
       </w:tblCellMar>
     </w:tblPr>
   </w:style>
-  <w:style w:type="numbering" w:default="1" w:styleId="NoList">
-    <w:name w:val="No List"/>
-    <w:uiPriority w:val="99"/>
-    <w:semiHidden/>
-    <w:unhideWhenUsed/>
-  </w:style>
-  <w:style w:type="paragraph" w:styleId="NoSpacing">
-    <w:name w:val="No Spacing"/>
-    <w:autoRedefine/>
-    <w:uiPriority w:val="1"/>
-    <w:qFormat/>
-    <w:rsid w:val="00C12B7E"/>
-    <w:pPr>
-      <w:spacing w:after="0" w:line="240" w:lineRule="auto"/>
-      <w:jc w:val="both"/>
-    </w:pPr>
-    <w:rPr>
-      <w:rFonts w:ascii="Times New Roman" w:hAnsi="Times New Roman"/>
-      <w:sz w:val="26"/>
-    </w:rPr>
-  </w:style>
-  <w:style w:type="character" w:customStyle="1" w:styleId="Heading1Char">
-    <w:name w:val="Heading 1 Char"/>
-    <w:basedOn w:val="DefaultParagraphFont"/>
-    <w:link w:val="Heading1"/>
-    <w:uiPriority w:val="9"/>
-    <w:rsid w:val="00C12B7E"/>
-    <w:rPr>
-      <w:rFonts w:ascii="Times New Roman" w:eastAsiaTheme="majorEastAsia" w:hAnsi="Times New Roman" w:cstheme="majorBidi"/>
-      <w:b/>
-      <w:sz w:val="26"/>
-      <w:szCs w:val="32"/>
-    </w:rPr>
-  </w:style>
-  <w:style w:type="character" w:customStyle="1" w:styleId="Heading2Char">
-    <w:name w:val="Heading 2 Char"/>
-    <w:basedOn w:val="DefaultParagraphFont"/>
-    <w:link w:val="Heading2"/>
-    <w:uiPriority w:val="9"/>
-    <w:semiHidden/>
-    <w:rsid w:val="00C12B7E"/>
-    <w:rPr>
-      <w:rFonts w:ascii="Times New Roman" w:eastAsiaTheme="majorEastAsia" w:hAnsi="Times New Roman" w:cstheme="majorBidi"/>
-      <w:b/>
-      <w:sz w:val="26"/>
-      <w:szCs w:val="26"/>
-    </w:rPr>
-  </w:style>
-  <w:style w:type="character" w:customStyle="1" w:styleId="Heading3Char">
-    <w:name w:val="Heading 3 Char"/>
-    <w:basedOn w:val="DefaultParagraphFont"/>
-    <w:link w:val="Heading3"/>
-    <w:uiPriority w:val="9"/>
-    <w:rsid w:val="00C12B7E"/>
-    <w:rPr>
-      <w:rFonts w:ascii="Times New Roman" w:eastAsiaTheme="majorEastAsia" w:hAnsi="Times New Roman" w:cstheme="majorBidi"/>
-      <w:b/>
-      <w:i/>
-      <w:sz w:val="26"/>
-      <w:szCs w:val="24"/>
-    </w:rPr>
-  </w:style>
 </w:styles>
 </file>
 
 <file path=word/theme/theme1.xml><?xml version="1.0" encoding="utf-8"?>
-<a:theme xmlns:a="http://schemas.openxmlformats.org/drawingml/2006/main" name="Office Theme">
+<a:theme xmlns:a="http://schemas.openxmlformats.org/drawingml/2006/main" xmlns:r="http://schemas.openxmlformats.org/officeDocument/2006/relationships" name="Office Theme">
   <a:themeElements>
     <a:clrScheme name="Office">
       <a:dk1>
-        <a:sysClr val="windowText" lastClr="000000"/>
+        <a:srgbClr val="000000"/>
       </a:dk1>
       <a:lt1>
-        <a:sysClr val="window" lastClr="FFFFFF"/>
+        <a:srgbClr val="FFFFFF"/>
       </a:lt1>
       <a:dk2>
         <a:srgbClr val="44546A"/>
@@ -1755,119 +2022,55 @@
     </a:clrScheme>
     <a:fontScheme name="Office">
       <a:majorFont>
-        <a:latin typeface="Calibri Light" panose="020F0302020204030204"/>
+        <a:latin typeface="Calibri Light" panose="020F0302020204030204" pitchFamily="0" charset="1"/>
         <a:ea typeface=""/>
         <a:cs typeface=""/>
-        <a:font script="Jpan" typeface="游ゴシック Light"/>
-        <a:font script="Hang" typeface="맑은 고딕"/>
-        <a:font script="Hans" typeface="等线 Light"/>
-        <a:font script="Hant" typeface="新細明體"/>
-        <a:font script="Arab" typeface="Times New Roman"/>
-        <a:font script="Hebr" typeface="Times New Roman"/>
-        <a:font script="Thai" typeface="Angsana New"/>
-        <a:font script="Ethi" typeface="Nyala"/>
-        <a:font script="Beng" typeface="Vrinda"/>
-        <a:font script="Gujr" typeface="Shruti"/>
-        <a:font script="Khmr" typeface="MoolBoran"/>
-        <a:font script="Knda" typeface="Tunga"/>
-        <a:font script="Guru" typeface="Raavi"/>
-        <a:font script="Cans" typeface="Euphemia"/>
-        <a:font script="Cher" typeface="Plantagenet Cherokee"/>
-        <a:font script="Yiii" typeface="Microsoft Yi Baiti"/>
-        <a:font script="Tibt" typeface="Microsoft Himalaya"/>
-        <a:font script="Thaa" typeface="MV Boli"/>
-        <a:font script="Deva" typeface="Mangal"/>
-        <a:font script="Telu" typeface="Gautami"/>
-        <a:font script="Taml" typeface="Latha"/>
-        <a:font script="Syrc" typeface="Estrangelo Edessa"/>
-        <a:font script="Orya" typeface="Kalinga"/>
-        <a:font script="Mlym" typeface="Kartika"/>
-        <a:font script="Laoo" typeface="DokChampa"/>
-        <a:font script="Sinh" typeface="Iskoola Pota"/>
-        <a:font script="Mong" typeface="Mongolian Baiti"/>
-        <a:font script="Viet" typeface="Times New Roman"/>
-        <a:font script="Uigh" typeface="Microsoft Uighur"/>
-        <a:font script="Geor" typeface="Sylfaen"/>
       </a:majorFont>
       <a:minorFont>
-        <a:latin typeface="Calibri" panose="020F0502020204030204"/>
+        <a:latin typeface="Calibri" panose="020F0502020204030204" pitchFamily="0" charset="1"/>
         <a:ea typeface=""/>
         <a:cs typeface=""/>
-        <a:font script="Jpan" typeface="游明朝"/>
-        <a:font script="Hang" typeface="맑은 고딕"/>
-        <a:font script="Hans" typeface="等线"/>
-        <a:font script="Hant" typeface="新細明體"/>
-        <a:font script="Arab" typeface="Arial"/>
-        <a:font script="Hebr" typeface="Arial"/>
-        <a:font script="Thai" typeface="Cordia New"/>
-        <a:font script="Ethi" typeface="Nyala"/>
-        <a:font script="Beng" typeface="Vrinda"/>
-        <a:font script="Gujr" typeface="Shruti"/>
-        <a:font script="Khmr" typeface="DaunPenh"/>
-        <a:font script="Knda" typeface="Tunga"/>
-        <a:font script="Guru" typeface="Raavi"/>
-        <a:font script="Cans" typeface="Euphemia"/>
-        <a:font script="Cher" typeface="Plantagenet Cherokee"/>
-        <a:font script="Yiii" typeface="Microsoft Yi Baiti"/>
-        <a:font script="Tibt" typeface="Microsoft Himalaya"/>
-        <a:font script="Thaa" typeface="MV Boli"/>
-        <a:font script="Deva" typeface="Mangal"/>
-        <a:font script="Telu" typeface="Gautami"/>
-        <a:font script="Taml" typeface="Latha"/>
-        <a:font script="Syrc" typeface="Estrangelo Edessa"/>
-        <a:font script="Orya" typeface="Kalinga"/>
-        <a:font script="Mlym" typeface="Kartika"/>
-        <a:font script="Laoo" typeface="DokChampa"/>
-        <a:font script="Sinh" typeface="Iskoola Pota"/>
-        <a:font script="Mong" typeface="Mongolian Baiti"/>
-        <a:font script="Viet" typeface="Arial"/>
-        <a:font script="Uigh" typeface="Microsoft Uighur"/>
-        <a:font script="Geor" typeface="Sylfaen"/>
       </a:minorFont>
     </a:fontScheme>
-    <a:fmtScheme name="Office">
+    <a:fmtScheme>
       <a:fillStyleLst>
         <a:solidFill>
           <a:schemeClr val="phClr"/>
         </a:solidFill>
-        <a:gradFill rotWithShape="1">
+        <a:gradFill>
           <a:gsLst>
             <a:gs pos="0">
               <a:schemeClr val="phClr">
                 <a:lumMod val="110000"/>
-                <a:satMod val="105000"/>
                 <a:tint val="67000"/>
               </a:schemeClr>
             </a:gs>
             <a:gs pos="50000">
               <a:schemeClr val="phClr">
                 <a:lumMod val="105000"/>
-                <a:satMod val="103000"/>
                 <a:tint val="73000"/>
               </a:schemeClr>
             </a:gs>
             <a:gs pos="100000">
               <a:schemeClr val="phClr">
                 <a:lumMod val="105000"/>
-                <a:satMod val="109000"/>
                 <a:tint val="81000"/>
               </a:schemeClr>
             </a:gs>
           </a:gsLst>
           <a:lin ang="5400000" scaled="0"/>
+          <a:tileRect l="0" t="0" r="0" b="0"/>
         </a:gradFill>
-        <a:gradFill rotWithShape="1">
+        <a:gradFill>
           <a:gsLst>
             <a:gs pos="0">
               <a:schemeClr val="phClr">
-                <a:satMod val="103000"/>
                 <a:lumMod val="102000"/>
                 <a:tint val="94000"/>
               </a:schemeClr>
             </a:gs>
             <a:gs pos="50000">
               <a:schemeClr val="phClr">
-                <a:satMod val="110000"/>
                 <a:lumMod val="100000"/>
                 <a:shade val="100000"/>
               </a:schemeClr>
@@ -1875,33 +2078,24 @@
             <a:gs pos="100000">
               <a:schemeClr val="phClr">
                 <a:lumMod val="99000"/>
-                <a:satMod val="120000"/>
                 <a:shade val="78000"/>
               </a:schemeClr>
             </a:gs>
           </a:gsLst>
           <a:lin ang="5400000" scaled="0"/>
+          <a:tileRect l="0" t="0" r="0" b="0"/>
         </a:gradFill>
       </a:fillStyleLst>
       <a:lnStyleLst>
         <a:ln w="6350" cap="flat" cmpd="sng" algn="ctr">
-          <a:solidFill>
-            <a:schemeClr val="phClr"/>
-          </a:solidFill>
           <a:prstDash val="solid"/>
           <a:miter lim="800000"/>
         </a:ln>
         <a:ln w="12700" cap="flat" cmpd="sng" algn="ctr">
-          <a:solidFill>
-            <a:schemeClr val="phClr"/>
-          </a:solidFill>
           <a:prstDash val="solid"/>
           <a:miter lim="800000"/>
         </a:ln>
         <a:ln w="19050" cap="flat" cmpd="sng" algn="ctr">
-          <a:solidFill>
-            <a:schemeClr val="phClr"/>
-          </a:solidFill>
           <a:prstDash val="solid"/>
           <a:miter lim="800000"/>
         </a:ln>
@@ -1914,13 +2108,7 @@
           <a:effectLst/>
         </a:effectStyle>
         <a:effectStyle>
-          <a:effectLst>
-            <a:outerShdw blurRad="57150" dist="19050" dir="5400000" algn="ctr" rotWithShape="0">
-              <a:srgbClr val="000000">
-                <a:alpha val="63000"/>
-              </a:srgbClr>
-            </a:outerShdw>
-          </a:effectLst>
+          <a:effectLst/>
         </a:effectStyle>
       </a:effectStyleLst>
       <a:bgFillStyleLst>
@@ -1930,15 +2118,13 @@
         <a:solidFill>
           <a:schemeClr val="phClr">
             <a:tint val="95000"/>
-            <a:satMod val="170000"/>
           </a:schemeClr>
         </a:solidFill>
-        <a:gradFill rotWithShape="1">
+        <a:gradFill>
           <a:gsLst>
             <a:gs pos="0">
               <a:schemeClr val="phClr">
                 <a:tint val="93000"/>
-                <a:satMod val="150000"/>
                 <a:shade val="98000"/>
                 <a:lumMod val="102000"/>
               </a:schemeClr>
@@ -1946,7 +2132,6 @@
             <a:gs pos="50000">
               <a:schemeClr val="phClr">
                 <a:tint val="98000"/>
-                <a:satMod val="130000"/>
                 <a:shade val="90000"/>
                 <a:lumMod val="103000"/>
               </a:schemeClr>
@@ -1954,21 +2139,14 @@
             <a:gs pos="100000">
               <a:schemeClr val="phClr">
                 <a:shade val="63000"/>
-                <a:satMod val="120000"/>
               </a:schemeClr>
             </a:gs>
           </a:gsLst>
           <a:lin ang="5400000" scaled="0"/>
+          <a:tileRect l="0" t="0" r="0" b="0"/>
         </a:gradFill>
       </a:bgFillStyleLst>
     </a:fmtScheme>
   </a:themeElements>
-  <a:objectDefaults/>
-  <a:extraClrSchemeLst/>
-  <a:extLst>
-    <a:ext uri="{05A4C25C-085E-4340-85A3-A5531E510DB2}">
-      <thm15:themeFamily xmlns:thm15="http://schemas.microsoft.com/office/thememl/2012/main" name="Office Theme" id="{62F939B6-93AF-4DB8-9C6B-D6C7DFDC589F}" vid="{4A3C46E8-61CC-4603-A589-7422A47A8E4A}"/>
-    </a:ext>
-  </a:extLst>
 </a:theme>
 </file>